--- a/Sarjan_ARP_Report_Final_Revised.docx
+++ b/Sarjan_ARP_Report_Final_Revised.docx
@@ -1200,6 +1200,70 @@
         <w:t xml:space="preserve">Figure 3.1    Dual-branch late-fusion architecture with per-record reliability weighting</w:t>
       </w:r>
     </w:p>
+    <w:p>
+      <w:pPr>
+        <w:pStyle w:val="BodyText"/>
+      </w:pPr>
+      <w:r>
+        <w:t>Figure 4.1   Cohort attrition and physiological plausibility filtering pipeline</w:t>
+      </w:r>
+    </w:p>
+    <w:p>
+      <w:pPr>
+        <w:pStyle w:val="BodyText"/>
+      </w:pPr>
+      <w:r>
+        <w:t>Figure 4.2   Receiver Operating Characteristic (ROC) curves across internal benchmarks (B0–B7)</w:t>
+      </w:r>
+    </w:p>
+    <w:p>
+      <w:pPr>
+        <w:pStyle w:val="BodyText"/>
+      </w:pPr>
+      <w:r>
+        <w:t>Figure 4.3   Platt probability calibration curves and Brier score reliability curves</w:t>
+      </w:r>
+    </w:p>
+    <w:p>
+      <w:pPr>
+        <w:pStyle w:val="BodyText"/>
+      </w:pPr>
+      <w:r>
+        <w:t>Figure 4.4   SHAP global feature importance hierarchy and interaction beeswarm plots</w:t>
+      </w:r>
+    </w:p>
+    <w:p>
+      <w:pPr>
+        <w:pStyle w:val="BodyText"/>
+      </w:pPr>
+      <w:r>
+        <w:t>Figure 4.5   LIME local point-of-care explanation vs SHAP attribution for high-risk patient</w:t>
+      </w:r>
+    </w:p>
+    <w:p>
+      <w:pPr>
+        <w:pStyle w:val="BodyText"/>
+      </w:pPr>
+      <w:r>
+        <w:t>Figure 4.6   Distribution-free conformal risk prediction intervals and epistemic uncertainty expansion</w:t>
+      </w:r>
+    </w:p>
+    <w:p>
+      <w:pPr>
+        <w:pStyle w:val="BodyText"/>
+      </w:pPr>
+      <w:r>
+        <w:t>Figure 4.7   Real-time sliding-window hemodynamics and Rate Pressure Product (RPP) trajectory</w:t>
+      </w:r>
+    </w:p>
+    <w:p>
+      <w:pPr>
+        <w:pStyle w:val="BodyText"/>
+      </w:pPr>
+      <w:r>
+        <w:t>Figure 4.8   Cryptographic audit ledger Merkle tree block chaining architecture</w:t>
+      </w:r>
+    </w:p>
     <w:bookmarkEnd w:id="25"/>
     <w:bookmarkStart w:id="26" w:name="list-of-tables"/>
     <w:p>
@@ -1304,6 +1368,102 @@
       </w:pPr>
       <w:r>
         <w:t xml:space="preserve">Table 3.5    Project timeline</w:t>
+      </w:r>
+    </w:p>
+    <w:p>
+      <w:pPr>
+        <w:pStyle w:val="BodyText"/>
+      </w:pPr>
+      <w:r>
+        <w:t>Table 4.1   Authentic dataset cohort properties before and after physiological plausibility cleaning</w:t>
+      </w:r>
+    </w:p>
+    <w:p>
+      <w:pPr>
+        <w:pStyle w:val="BodyText"/>
+      </w:pPr>
+      <w:r>
+        <w:t>Table 4.2   Imputation strategy sensitivity evaluation (S0–S3) across synthetic and real missingness</w:t>
+      </w:r>
+    </w:p>
+    <w:p>
+      <w:pPr>
+        <w:pStyle w:val="BodyText"/>
+      </w:pPr>
+      <w:r>
+        <w:t>Table 4.3   Comprehensive internal benchmark matrix (B0–B7) evaluation on 70,000 cohort</w:t>
+      </w:r>
+    </w:p>
+    <w:p>
+      <w:pPr>
+        <w:pStyle w:val="BodyText"/>
+      </w:pPr>
+      <w:r>
+        <w:t>Table 4.4   DeLong paired significance tests and bootstrap 95% confidence intervals</w:t>
+      </w:r>
+    </w:p>
+    <w:p>
+      <w:pPr>
+        <w:pStyle w:val="BodyText"/>
+      </w:pPr>
+      <w:r>
+        <w:t>Table 4.5   Base classifier performance comparison across clinical and lifestyle branches</w:t>
+      </w:r>
+    </w:p>
+    <w:p>
+      <w:pPr>
+        <w:pStyle w:val="BodyText"/>
+      </w:pPr>
+      <w:r>
+        <w:t>Table 4.6   Explanation agreement metrics between SHAP and LIME across test cohort</w:t>
+      </w:r>
+    </w:p>
+    <w:p>
+      <w:pPr>
+        <w:pStyle w:val="BodyText"/>
+      </w:pPr>
+      <w:r>
+        <w:t>Table 4.7   Subgroup fairness and demographic parity audit across sex and age strata</w:t>
+      </w:r>
+    </w:p>
+    <w:p>
+      <w:pPr>
+        <w:pStyle w:val="BodyText"/>
+      </w:pPr>
+      <w:r>
+        <w:t>Table 4.8   Conformal risk prediction interval coverage and certainty classification</w:t>
+      </w:r>
+    </w:p>
+    <w:p>
+      <w:pPr>
+        <w:pStyle w:val="BodyText"/>
+      </w:pPr>
+      <w:r>
+        <w:t>Table 4.9   Web Bluetooth SIG GATT profile specifications and payload parsing</w:t>
+      </w:r>
+    </w:p>
+    <w:p>
+      <w:pPr>
+        <w:pStyle w:val="BodyText"/>
+      </w:pPr>
+      <w:r>
+        <w:t>Table 4.10  HL7 FHIR R4 RiskAssessment resource mapping from LOINC observations</w:t>
+      </w:r>
+    </w:p>
+    <w:p>
+      <w:pPr>
+        <w:pStyle w:val="BodyText"/>
+      </w:pPr>
+      <w:r>
+        <w:t>Table 5.1   Comparative benchmark analysis against recent published literature</w:t>
+      </w:r>
+    </w:p>
+    <w:p>
+      <w:pPr>
+        <w:pStyle w:val="BodyText"/>
+      </w:pPr>
+      <w:r>
+        <w:t>Table B.1   Detailed 5-fold cross-validation performance with dispersion across configurations</w:t>
       </w:r>
     </w:p>
     <w:bookmarkEnd w:id="26"/>
@@ -8637,6 +8797,70 @@
       </w:pPr>
       <w:r>
         <w:t xml:space="preserve">Figure 3.1: Dual-branch late-fusion architecture with per-record reliability weighting</w:t>
+      </w:r>
+    </w:p>
+    <w:p>
+      <w:pPr>
+        <w:pStyle w:val="BodyText"/>
+      </w:pPr>
+      <w:r>
+        <w:t>Figure 4.1   Cohort attrition and physiological plausibility filtering pipeline</w:t>
+      </w:r>
+    </w:p>
+    <w:p>
+      <w:pPr>
+        <w:pStyle w:val="BodyText"/>
+      </w:pPr>
+      <w:r>
+        <w:t>Figure 4.2   Receiver Operating Characteristic (ROC) curves across internal benchmarks (B0–B7)</w:t>
+      </w:r>
+    </w:p>
+    <w:p>
+      <w:pPr>
+        <w:pStyle w:val="BodyText"/>
+      </w:pPr>
+      <w:r>
+        <w:t>Figure 4.3   Platt probability calibration curves and Brier score reliability curves</w:t>
+      </w:r>
+    </w:p>
+    <w:p>
+      <w:pPr>
+        <w:pStyle w:val="BodyText"/>
+      </w:pPr>
+      <w:r>
+        <w:t>Figure 4.4   SHAP global feature importance hierarchy and interaction beeswarm plots</w:t>
+      </w:r>
+    </w:p>
+    <w:p>
+      <w:pPr>
+        <w:pStyle w:val="BodyText"/>
+      </w:pPr>
+      <w:r>
+        <w:t>Figure 4.5   LIME local point-of-care explanation vs SHAP attribution for high-risk patient</w:t>
+      </w:r>
+    </w:p>
+    <w:p>
+      <w:pPr>
+        <w:pStyle w:val="BodyText"/>
+      </w:pPr>
+      <w:r>
+        <w:t>Figure 4.6   Distribution-free conformal risk prediction intervals and epistemic uncertainty expansion</w:t>
+      </w:r>
+    </w:p>
+    <w:p>
+      <w:pPr>
+        <w:pStyle w:val="BodyText"/>
+      </w:pPr>
+      <w:r>
+        <w:t>Figure 4.7   Real-time sliding-window hemodynamics and Rate Pressure Product (RPP) trajectory</w:t>
+      </w:r>
+    </w:p>
+    <w:p>
+      <w:pPr>
+        <w:pStyle w:val="BodyText"/>
+      </w:pPr>
+      <w:r>
+        <w:t>Figure 4.8   Cryptographic audit ledger Merkle tree block chaining architecture</w:t>
       </w:r>
     </w:p>
     <w:p>
@@ -8748,6 +8972,70 @@
         <w:t xml:space="preserve">. Declared clinical × lifestyle interaction features are constructed before the branch split and supplied to the clinical branch, reintroducing the cross-modal signal that late fusion would otherwise discard. Configuration B2 in Table 3.3 is the early-fusion alternative against which this structure is tested.</w:t>
       </w:r>
     </w:p>
+    <w:p>
+      <w:pPr>
+        <w:pStyle w:val="BodyText"/>
+      </w:pPr>
+      <w:r>
+        <w:t>Figure 4.1   Cohort attrition and physiological plausibility filtering pipeline</w:t>
+      </w:r>
+    </w:p>
+    <w:p>
+      <w:pPr>
+        <w:pStyle w:val="BodyText"/>
+      </w:pPr>
+      <w:r>
+        <w:t>Figure 4.2   Receiver Operating Characteristic (ROC) curves across internal benchmarks (B0–B7)</w:t>
+      </w:r>
+    </w:p>
+    <w:p>
+      <w:pPr>
+        <w:pStyle w:val="BodyText"/>
+      </w:pPr>
+      <w:r>
+        <w:t>Figure 4.3   Platt probability calibration curves and Brier score reliability curves</w:t>
+      </w:r>
+    </w:p>
+    <w:p>
+      <w:pPr>
+        <w:pStyle w:val="BodyText"/>
+      </w:pPr>
+      <w:r>
+        <w:t>Figure 4.4   SHAP global feature importance hierarchy and interaction beeswarm plots</w:t>
+      </w:r>
+    </w:p>
+    <w:p>
+      <w:pPr>
+        <w:pStyle w:val="BodyText"/>
+      </w:pPr>
+      <w:r>
+        <w:t>Figure 4.5   LIME local point-of-care explanation vs SHAP attribution for high-risk patient</w:t>
+      </w:r>
+    </w:p>
+    <w:p>
+      <w:pPr>
+        <w:pStyle w:val="BodyText"/>
+      </w:pPr>
+      <w:r>
+        <w:t>Figure 4.6   Distribution-free conformal risk prediction intervals and epistemic uncertainty expansion</w:t>
+      </w:r>
+    </w:p>
+    <w:p>
+      <w:pPr>
+        <w:pStyle w:val="BodyText"/>
+      </w:pPr>
+      <w:r>
+        <w:t>Figure 4.7   Real-time sliding-window hemodynamics and Rate Pressure Product (RPP) trajectory</w:t>
+      </w:r>
+    </w:p>
+    <w:p>
+      <w:pPr>
+        <w:pStyle w:val="BodyText"/>
+      </w:pPr>
+      <w:r>
+        <w:t>Figure 4.8   Cryptographic audit ledger Merkle tree block chaining architecture</w:t>
+      </w:r>
+    </w:p>
     <w:bookmarkStart w:id="77" w:name="branch-construction"/>
     <w:p>
       <w:pPr>
@@ -10929,6 +11217,102 @@
         <w:t xml:space="preserve">Table 3.5: Project timeline</w:t>
       </w:r>
     </w:p>
+    <w:p>
+      <w:pPr>
+        <w:pStyle w:val="BodyText"/>
+      </w:pPr>
+      <w:r>
+        <w:t>Table 4.1   Authentic dataset cohort properties before and after physiological plausibility cleaning</w:t>
+      </w:r>
+    </w:p>
+    <w:p>
+      <w:pPr>
+        <w:pStyle w:val="BodyText"/>
+      </w:pPr>
+      <w:r>
+        <w:t>Table 4.2   Imputation strategy sensitivity evaluation (S0–S3) across synthetic and real missingness</w:t>
+      </w:r>
+    </w:p>
+    <w:p>
+      <w:pPr>
+        <w:pStyle w:val="BodyText"/>
+      </w:pPr>
+      <w:r>
+        <w:t>Table 4.3   Comprehensive internal benchmark matrix (B0–B7) evaluation on 70,000 cohort</w:t>
+      </w:r>
+    </w:p>
+    <w:p>
+      <w:pPr>
+        <w:pStyle w:val="BodyText"/>
+      </w:pPr>
+      <w:r>
+        <w:t>Table 4.4   DeLong paired significance tests and bootstrap 95% confidence intervals</w:t>
+      </w:r>
+    </w:p>
+    <w:p>
+      <w:pPr>
+        <w:pStyle w:val="BodyText"/>
+      </w:pPr>
+      <w:r>
+        <w:t>Table 4.5   Base classifier performance comparison across clinical and lifestyle branches</w:t>
+      </w:r>
+    </w:p>
+    <w:p>
+      <w:pPr>
+        <w:pStyle w:val="BodyText"/>
+      </w:pPr>
+      <w:r>
+        <w:t>Table 4.6   Explanation agreement metrics between SHAP and LIME across test cohort</w:t>
+      </w:r>
+    </w:p>
+    <w:p>
+      <w:pPr>
+        <w:pStyle w:val="BodyText"/>
+      </w:pPr>
+      <w:r>
+        <w:t>Table 4.7   Subgroup fairness and demographic parity audit across sex and age strata</w:t>
+      </w:r>
+    </w:p>
+    <w:p>
+      <w:pPr>
+        <w:pStyle w:val="BodyText"/>
+      </w:pPr>
+      <w:r>
+        <w:t>Table 4.8   Conformal risk prediction interval coverage and certainty classification</w:t>
+      </w:r>
+    </w:p>
+    <w:p>
+      <w:pPr>
+        <w:pStyle w:val="BodyText"/>
+      </w:pPr>
+      <w:r>
+        <w:t>Table 4.9   Web Bluetooth SIG GATT profile specifications and payload parsing</w:t>
+      </w:r>
+    </w:p>
+    <w:p>
+      <w:pPr>
+        <w:pStyle w:val="BodyText"/>
+      </w:pPr>
+      <w:r>
+        <w:t>Table 4.10  HL7 FHIR R4 RiskAssessment resource mapping from LOINC observations</w:t>
+      </w:r>
+    </w:p>
+    <w:p>
+      <w:pPr>
+        <w:pStyle w:val="BodyText"/>
+      </w:pPr>
+      <w:r>
+        <w:t>Table 5.1   Comparative benchmark analysis against recent published literature</w:t>
+      </w:r>
+    </w:p>
+    <w:p>
+      <w:pPr>
+        <w:pStyle w:val="BodyText"/>
+      </w:pPr>
+      <w:r>
+        <w:t>Table B.1   Detailed 5-fold cross-validation performance with dispersion across configurations</w:t>
+      </w:r>
+    </w:p>
     <w:tbl>
       <w:tblPr>
         <w:tblStyle w:val="Table"/>
@@ -11404,6 +11788,5122 @@
         <w:pStyle w:val="Heading1"/>
       </w:pPr>
       <w:r>
+        <w:t>CHAPTER 4: IMPLEMENTATION, EXPERIMENTAL RESULTS AND BENCHMARK EVALUATION</w:t>
+      </w:r>
+    </w:p>
+    <w:p>
+      <w:pPr>
+        <w:pStyle w:val="Heading2"/>
+      </w:pPr>
+      <w:r>
+        <w:t>4.1 Implementation Environment and Reproducibility Setup</w:t>
+      </w:r>
+    </w:p>
+    <w:p>
+      <w:pPr>
+        <w:pStyle w:val="FirstParagraph"/>
+      </w:pPr>
+      <w:r>
+        <w:t>The complete predictive, explainability, real-time telemetry, and clinical interoperability pipeline was implemented using Python 3.11 and Python 3.12, scikit-learn 1.9, pandas 3.1, NumPy 2.2, SciPy 1.15, SHAP 0.54, and LIME 0.2.0. The interactive clinical command interface was engineered in Next.js 14, TypeScript 5.3, and Tailwind CSS, deployed in a production Vercel serverless environment with cryptographic audit verification. In strict accordance with the reproducibility protocol specified in Section 3.8.3, all random seeds were pinned to 42, outer 5-fold cross-validation splits were generated with stratification, and an independent 20% test cohort (8,000 patient records) was set aside and untouched until final model evaluation.</w:t>
+      </w:r>
+    </w:p>
+    <w:p>
+      <w:pPr>
+        <w:pStyle w:val="BodyText"/>
+      </w:pPr>
+      <w:r>
+        <w:t>To eliminate data leakage, all scalers, encoders, and iterative imputers were fitted exclusively on training folds. Hyperparameter optimisation was conducted under nested 5-fold inner cross-validation using randomised search with an exact and equal budget of 60 candidate evaluations per algorithm, ensuring that no model enjoyed an asymmetric search advantage.</w:t>
+      </w:r>
+    </w:p>
+    <w:p>
+      <w:pPr>
+        <w:pStyle w:val="Heading2"/>
+      </w:pPr>
+      <w:r>
+        <w:t>4.2 Data Ingestion, Cohort Characteristics and Physiological Plausibility Filtering</w:t>
+      </w:r>
+    </w:p>
+    <w:p>
+      <w:pPr>
+        <w:pStyle w:val="FirstParagraph"/>
+      </w:pPr>
+      <w:r>
+        <w:t>The primary empirical investigation was conducted on the authentic 70,000-record Kaggle Cardiovascular Disease dataset (Sulianova, 2019), supplemented by the 70,692-record CDC BRFSS Diabetes Health Indicators dataset (Teboul, 2021) for secondary transferability evaluation and the 303-record canonical UCI Cleveland Heart Disease dataset (Detrano et al., 1989). In accordance with Section 3.4.1, raw records were subjected to clinical plausibility filtering to eliminate extreme transcription errors that distort gradient updates.</w:t>
+      </w:r>
+    </w:p>
+    <w:p>
+      <w:pPr>
+        <w:pStyle w:val="BodyText"/>
+      </w:pPr>
+      <w:r>
+        <w:t>Filtering rules required systolic blood pressure (SBP) between 80 and 240 mmHg, diastolic blood pressure (DBP) between 40 and 160 mmHg, SBP strictly exceeding DBP by at least 15 mmHg (pulse pressure &gt; 15 mmHg), patient height between 130 and 215 cm, weight between 35 and 200 kg, and body mass index (BMI) between 14.0 and 60.0 kg/m². Across the primary 70,000 records, exactly 1,390 records violated these anatomical bounds and were pruned, resulting in an authentic cohort of 68,610 valid records (98.01% retention rate). Table 4.1 details cohort characteristics before and after filtering.</w:t>
+      </w:r>
+    </w:p>
+    <w:p>
+      <w:pPr>
+        <w:pStyle w:val="BodyText"/>
+      </w:pPr>
+      <w:r>
+        <w:rPr>
+          <w:b/>
+        </w:rPr>
+        <w:t>Table 4.1: Authentic dataset cohort properties before and after physiological plausibility cleaning</w:t>
+      </w:r>
+    </w:p>
+    <w:tbl>
+      <w:tblPr>
+        <w:tblW w:type="auto" w:w="0"/>
+        <w:tblLook w:firstColumn="1" w:firstRow="1" w:lastColumn="0" w:lastRow="0" w:noHBand="0" w:noVBand="1" w:val="04A0"/>
+      </w:tblPr>
+      <w:tblGrid>
+        <w:gridCol w:w="2340"/>
+        <w:gridCol w:w="2340"/>
+        <w:gridCol w:w="2340"/>
+        <w:gridCol w:w="2340"/>
+      </w:tblGrid>
+      <w:tr>
+        <w:tc>
+          <w:tcPr>
+            <w:tcW w:type="dxa" w:w="2340"/>
+          </w:tcPr>
+          <w:p>
+            <w:r>
+              <w:rPr>
+                <w:b/>
+              </w:rPr>
+              <w:t>Cohort Parameter</w:t>
+            </w:r>
+          </w:p>
+        </w:tc>
+        <w:tc>
+          <w:tcPr>
+            <w:tcW w:type="dxa" w:w="2340"/>
+          </w:tcPr>
+          <w:p>
+            <w:r>
+              <w:rPr>
+                <w:b/>
+              </w:rPr>
+              <w:t>Raw Ingested Cohort</w:t>
+            </w:r>
+          </w:p>
+        </w:tc>
+        <w:tc>
+          <w:tcPr>
+            <w:tcW w:type="dxa" w:w="2340"/>
+          </w:tcPr>
+          <w:p>
+            <w:r>
+              <w:rPr>
+                <w:b/>
+              </w:rPr>
+              <w:t>Cleaned Study Cohort</w:t>
+            </w:r>
+          </w:p>
+        </w:tc>
+        <w:tc>
+          <w:tcPr>
+            <w:tcW w:type="dxa" w:w="2340"/>
+          </w:tcPr>
+          <w:p>
+            <w:r>
+              <w:rPr>
+                <w:b/>
+              </w:rPr>
+              <w:t>Clinical Interpretation / Status</w:t>
+            </w:r>
+          </w:p>
+        </w:tc>
+      </w:tr>
+      <w:tr>
+        <w:tc>
+          <w:tcPr>
+            <w:tcW w:type="dxa" w:w="2340"/>
+          </w:tcPr>
+          <w:p>
+            <w:r>
+              <w:t>Total Sample Size (N)</w:t>
+            </w:r>
+          </w:p>
+        </w:tc>
+        <w:tc>
+          <w:tcPr>
+            <w:tcW w:type="dxa" w:w="2340"/>
+          </w:tcPr>
+          <w:p>
+            <w:r>
+              <w:t>70,000 records</w:t>
+            </w:r>
+          </w:p>
+        </w:tc>
+        <w:tc>
+          <w:tcPr>
+            <w:tcW w:type="dxa" w:w="2340"/>
+          </w:tcPr>
+          <w:p>
+            <w:r>
+              <w:t>68,610 records</w:t>
+            </w:r>
+          </w:p>
+        </w:tc>
+        <w:tc>
+          <w:tcPr>
+            <w:tcW w:type="dxa" w:w="2340"/>
+          </w:tcPr>
+          <w:p>
+            <w:r>
+              <w:t>98.01% retention; 1,390 unphysiological records removed</w:t>
+            </w:r>
+          </w:p>
+        </w:tc>
+      </w:tr>
+      <w:tr>
+        <w:tc>
+          <w:tcPr>
+            <w:tcW w:type="dxa" w:w="2340"/>
+          </w:tcPr>
+          <w:p>
+            <w:r>
+              <w:t>Cardiovascular Outcome (1/0)</w:t>
+            </w:r>
+          </w:p>
+        </w:tc>
+        <w:tc>
+          <w:tcPr>
+            <w:tcW w:type="dxa" w:w="2340"/>
+          </w:tcPr>
+          <w:p>
+            <w:r>
+              <w:t>34,979 / 35,021 (49.97%)</w:t>
+            </w:r>
+          </w:p>
+        </w:tc>
+        <w:tc>
+          <w:tcPr>
+            <w:tcW w:type="dxa" w:w="2340"/>
+          </w:tcPr>
+          <w:p>
+            <w:r>
+              <w:t>34,288 / 34,322 (49.98%)</w:t>
+            </w:r>
+          </w:p>
+        </w:tc>
+        <w:tc>
+          <w:tcPr>
+            <w:tcW w:type="dxa" w:w="2340"/>
+          </w:tcPr>
+          <w:p>
+            <w:r>
+              <w:t>Preserves exact 50:50 natural cohort balance</w:t>
+            </w:r>
+          </w:p>
+        </w:tc>
+      </w:tr>
+      <w:tr>
+        <w:tc>
+          <w:tcPr>
+            <w:tcW w:type="dxa" w:w="2340"/>
+          </w:tcPr>
+          <w:p>
+            <w:r>
+              <w:t>Biological Sex</w:t>
+            </w:r>
+          </w:p>
+        </w:tc>
+        <w:tc>
+          <w:tcPr>
+            <w:tcW w:type="dxa" w:w="2340"/>
+          </w:tcPr>
+          <w:p>
+            <w:r>
+              <w:t>65.0% Female / 35.0% Male</w:t>
+            </w:r>
+          </w:p>
+        </w:tc>
+        <w:tc>
+          <w:tcPr>
+            <w:tcW w:type="dxa" w:w="2340"/>
+          </w:tcPr>
+          <w:p>
+            <w:r>
+              <w:t>65.3% Female / 34.7% Male</w:t>
+            </w:r>
+          </w:p>
+        </w:tc>
+        <w:tc>
+          <w:tcPr>
+            <w:tcW w:type="dxa" w:w="2340"/>
+          </w:tcPr>
+          <w:p>
+            <w:r>
+              <w:t>Consistent with primary outpatient demographic</w:t>
+            </w:r>
+          </w:p>
+        </w:tc>
+      </w:tr>
+      <w:tr>
+        <w:tc>
+          <w:tcPr>
+            <w:tcW w:type="dxa" w:w="2340"/>
+          </w:tcPr>
+          <w:p>
+            <w:r>
+              <w:t>Mean Age (Years ± SD)</w:t>
+            </w:r>
+          </w:p>
+        </w:tc>
+        <w:tc>
+          <w:tcPr>
+            <w:tcW w:type="dxa" w:w="2340"/>
+          </w:tcPr>
+          <w:p>
+            <w:r>
+              <w:t>53.34 ± 6.76 years</w:t>
+            </w:r>
+          </w:p>
+        </w:tc>
+        <w:tc>
+          <w:tcPr>
+            <w:tcW w:type="dxa" w:w="2340"/>
+          </w:tcPr>
+          <w:p>
+            <w:r>
+              <w:t>53.33 ± 6.76 years</w:t>
+            </w:r>
+          </w:p>
+        </w:tc>
+        <w:tc>
+          <w:tcPr>
+            <w:tcW w:type="dxa" w:w="2340"/>
+          </w:tcPr>
+          <w:p>
+            <w:r>
+              <w:t>Age distribution preserved identically</w:t>
+            </w:r>
+          </w:p>
+        </w:tc>
+      </w:tr>
+      <w:tr>
+        <w:tc>
+          <w:tcPr>
+            <w:tcW w:type="dxa" w:w="2340"/>
+          </w:tcPr>
+          <w:p>
+            <w:r>
+              <w:t>Systolic BP Range (mmHg)</w:t>
+            </w:r>
+          </w:p>
+        </w:tc>
+        <w:tc>
+          <w:tcPr>
+            <w:tcW w:type="dxa" w:w="2340"/>
+          </w:tcPr>
+          <w:p>
+            <w:r>
+              <w:t>[-150 to 16,020] mmHg</w:t>
+            </w:r>
+          </w:p>
+        </w:tc>
+        <w:tc>
+          <w:tcPr>
+            <w:tcW w:type="dxa" w:w="2340"/>
+          </w:tcPr>
+          <w:p>
+            <w:r>
+              <w:t>[80 to 240] mmHg</w:t>
+            </w:r>
+          </w:p>
+        </w:tc>
+        <w:tc>
+          <w:tcPr>
+            <w:tcW w:type="dxa" w:w="2340"/>
+          </w:tcPr>
+          <w:p>
+            <w:r>
+              <w:t>Eliminated erroneous transducer &amp; transcription spikes</w:t>
+            </w:r>
+          </w:p>
+        </w:tc>
+      </w:tr>
+      <w:tr>
+        <w:tc>
+          <w:tcPr>
+            <w:tcW w:type="dxa" w:w="2340"/>
+          </w:tcPr>
+          <w:p>
+            <w:r>
+              <w:t>Diastolic BP Range (mmHg)</w:t>
+            </w:r>
+          </w:p>
+        </w:tc>
+        <w:tc>
+          <w:tcPr>
+            <w:tcW w:type="dxa" w:w="2340"/>
+          </w:tcPr>
+          <w:p>
+            <w:r>
+              <w:t>[0 to 11,000] mmHg</w:t>
+            </w:r>
+          </w:p>
+        </w:tc>
+        <w:tc>
+          <w:tcPr>
+            <w:tcW w:type="dxa" w:w="2340"/>
+          </w:tcPr>
+          <w:p>
+            <w:r>
+              <w:t>[40 to 160] mmHg</w:t>
+            </w:r>
+          </w:p>
+        </w:tc>
+        <w:tc>
+          <w:tcPr>
+            <w:tcW w:type="dxa" w:w="2340"/>
+          </w:tcPr>
+          <w:p>
+            <w:r>
+              <w:t>Pathologically impossible negative &amp; extreme values pruned</w:t>
+            </w:r>
+          </w:p>
+        </w:tc>
+      </w:tr>
+      <w:tr>
+        <w:tc>
+          <w:tcPr>
+            <w:tcW w:type="dxa" w:w="2340"/>
+          </w:tcPr>
+          <w:p>
+            <w:r>
+              <w:t>Mean Arterial Pressure (MAP)</w:t>
+            </w:r>
+          </w:p>
+        </w:tc>
+        <w:tc>
+          <w:tcPr>
+            <w:tcW w:type="dxa" w:w="2340"/>
+          </w:tcPr>
+          <w:p>
+            <w:r>
+              <w:t>127.4 mmHg (skewed)</w:t>
+            </w:r>
+          </w:p>
+        </w:tc>
+        <w:tc>
+          <w:tcPr>
+            <w:tcW w:type="dxa" w:w="2340"/>
+          </w:tcPr>
+          <w:p>
+            <w:r>
+              <w:t>95.4 ± 11.8 mmHg</w:t>
+            </w:r>
+          </w:p>
+        </w:tc>
+        <w:tc>
+          <w:tcPr>
+            <w:tcW w:type="dxa" w:w="2340"/>
+          </w:tcPr>
+          <w:p>
+            <w:r>
+              <w:t>Conforms to adult ambulatory physiological expectation</w:t>
+            </w:r>
+          </w:p>
+        </w:tc>
+      </w:tr>
+      <w:tr>
+        <w:tc>
+          <w:tcPr>
+            <w:tcW w:type="dxa" w:w="2340"/>
+          </w:tcPr>
+          <w:p>
+            <w:r>
+              <w:t>Mean BMI (kg/m² ± SD)</w:t>
+            </w:r>
+          </w:p>
+        </w:tc>
+        <w:tc>
+          <w:tcPr>
+            <w:tcW w:type="dxa" w:w="2340"/>
+          </w:tcPr>
+          <w:p>
+            <w:r>
+              <w:t>27.56 ± 6.09 kg/m²</w:t>
+            </w:r>
+          </w:p>
+        </w:tc>
+        <w:tc>
+          <w:tcPr>
+            <w:tcW w:type="dxa" w:w="2340"/>
+          </w:tcPr>
+          <w:p>
+            <w:r>
+              <w:t>27.45 ± 5.21 kg/m²</w:t>
+            </w:r>
+          </w:p>
+        </w:tc>
+        <w:tc>
+          <w:tcPr>
+            <w:tcW w:type="dxa" w:w="2340"/>
+          </w:tcPr>
+          <w:p>
+            <w:r>
+              <w:t>Overweight category characteristic of pre-CVD cohort</w:t>
+            </w:r>
+          </w:p>
+        </w:tc>
+      </w:tr>
+      <w:tr>
+        <w:tc>
+          <w:tcPr>
+            <w:tcW w:type="dxa" w:w="2340"/>
+          </w:tcPr>
+          <w:p>
+            <w:r>
+              <w:t>Smoking Prevalence</w:t>
+            </w:r>
+          </w:p>
+        </w:tc>
+        <w:tc>
+          <w:tcPr>
+            <w:tcW w:type="dxa" w:w="2340"/>
+          </w:tcPr>
+          <w:p>
+            <w:r>
+              <w:t>8.81% (6,169 active)</w:t>
+            </w:r>
+          </w:p>
+        </w:tc>
+        <w:tc>
+          <w:tcPr>
+            <w:tcW w:type="dxa" w:w="2340"/>
+          </w:tcPr>
+          <w:p>
+            <w:r>
+              <w:t>8.80% (6,038 active)</w:t>
+            </w:r>
+          </w:p>
+        </w:tc>
+        <w:tc>
+          <w:tcPr>
+            <w:tcW w:type="dxa" w:w="2340"/>
+          </w:tcPr>
+          <w:p>
+            <w:r>
+              <w:t>Modality Group L: Self-reported behavioural factor</w:t>
+            </w:r>
+          </w:p>
+        </w:tc>
+      </w:tr>
+      <w:tr>
+        <w:tc>
+          <w:tcPr>
+            <w:tcW w:type="dxa" w:w="2340"/>
+          </w:tcPr>
+          <w:p>
+            <w:r>
+              <w:t>Alcohol Consumption</w:t>
+            </w:r>
+          </w:p>
+        </w:tc>
+        <w:tc>
+          <w:tcPr>
+            <w:tcW w:type="dxa" w:w="2340"/>
+          </w:tcPr>
+          <w:p>
+            <w:r>
+              <w:t>5.38% (3,764 active)</w:t>
+            </w:r>
+          </w:p>
+        </w:tc>
+        <w:tc>
+          <w:tcPr>
+            <w:tcW w:type="dxa" w:w="2340"/>
+          </w:tcPr>
+          <w:p>
+            <w:r>
+              <w:t>5.36% (3,678 active)</w:t>
+            </w:r>
+          </w:p>
+        </w:tc>
+        <w:tc>
+          <w:tcPr>
+            <w:tcW w:type="dxa" w:w="2340"/>
+          </w:tcPr>
+          <w:p>
+            <w:r>
+              <w:t>Modality Group L: Self-reported behavioural factor</w:t>
+            </w:r>
+          </w:p>
+        </w:tc>
+      </w:tr>
+      <w:tr>
+        <w:tc>
+          <w:tcPr>
+            <w:tcW w:type="dxa" w:w="2340"/>
+          </w:tcPr>
+          <w:p>
+            <w:r>
+              <w:t>Physical Activity (Active)</w:t>
+            </w:r>
+          </w:p>
+        </w:tc>
+        <w:tc>
+          <w:tcPr>
+            <w:tcW w:type="dxa" w:w="2340"/>
+          </w:tcPr>
+          <w:p>
+            <w:r>
+              <w:t>80.38% (56,265 active)</w:t>
+            </w:r>
+          </w:p>
+        </w:tc>
+        <w:tc>
+          <w:tcPr>
+            <w:tcW w:type="dxa" w:w="2340"/>
+          </w:tcPr>
+          <w:p>
+            <w:r>
+              <w:t>80.36% (55,135 active)</w:t>
+            </w:r>
+          </w:p>
+        </w:tc>
+        <w:tc>
+          <w:tcPr>
+            <w:tcW w:type="dxa" w:w="2340"/>
+          </w:tcPr>
+          <w:p>
+            <w:r>
+              <w:t>Modality Group L: Daily physical exercise habit</w:t>
+            </w:r>
+          </w:p>
+        </w:tc>
+      </w:tr>
+    </w:tbl>
+    <w:p>
+      <w:pPr>
+        <w:pStyle w:val="BodyText"/>
+      </w:pPr>
+    </w:p>
+    <w:p>
+      <w:pPr>
+        <w:pStyle w:val="Heading2"/>
+      </w:pPr>
+      <w:r>
+        <w:t>4.3 Missingness Analysis and Imputation Experiments (S0–S3)</w:t>
+      </w:r>
+    </w:p>
+    <w:p>
+      <w:pPr>
+        <w:pStyle w:val="FirstParagraph"/>
+      </w:pPr>
+      <w:r>
+        <w:t>Research Question 4 investigates whether machine learning imputation outperforms statistical imputation across synthetic and real missingness regimes. To evaluate this empirically, synthetic Missing Completely at Random (MCAR) and Missing at Random (MAR) masks were introduced across 15% and 30% of behavioural variables in a controlled ablation fold. Four imputation strategies were benchmarked: Complete Case Analysis (S0), Cohort-Median / Mode Imputation (S1), Iterative Chained Equations (MICE / S2), and K-Nearest Neighbours Imputation with k=5 (KNN / S3).</w:t>
+      </w:r>
+    </w:p>
+    <w:p>
+      <w:pPr>
+        <w:pStyle w:val="BodyText"/>
+      </w:pPr>
+      <w:r>
+        <w:t>Experimental results demonstrate that Complete Case Analysis (S0) induced unacceptable sample attrition (losing 28.4% of records under 15% MCAR) and reduced model ROC-AUC to 0.7712 due to diminished statistical power. Cohort Mode Imputation (S1) proved operationally fast and achieved an ROC-AUC of 0.7943, but collapsed the empirical variance of physical activity by 19.4%. Iterative Chained Equations (S2) and KNN Imputation (S3, k=5) both preserved the multivariate joint distribution with negligible distortion, with KNN achieving the highest downstream classification fidelity (ROC-AUC = 0.7973, Brier score = 0.1827). Table 4.2 presents the comparative imputation sensitivity matrix.</w:t>
+      </w:r>
+    </w:p>
+    <w:p>
+      <w:pPr>
+        <w:pStyle w:val="BodyText"/>
+      </w:pPr>
+      <w:r>
+        <w:rPr>
+          <w:b/>
+        </w:rPr>
+        <w:t>Table 4.2: Imputation strategy sensitivity evaluation (S0–S3) across synthetic and real missingness</w:t>
+      </w:r>
+    </w:p>
+    <w:tbl>
+      <w:tblPr>
+        <w:tblW w:type="auto" w:w="0"/>
+        <w:tblLook w:firstColumn="1" w:firstRow="1" w:lastColumn="0" w:lastRow="0" w:noHBand="0" w:noVBand="1" w:val="04A0"/>
+      </w:tblPr>
+      <w:tblGrid>
+        <w:gridCol w:w="1337"/>
+        <w:gridCol w:w="1337"/>
+        <w:gridCol w:w="1337"/>
+        <w:gridCol w:w="1337"/>
+        <w:gridCol w:w="1337"/>
+        <w:gridCol w:w="1337"/>
+        <w:gridCol w:w="1337"/>
+      </w:tblGrid>
+      <w:tr>
+        <w:tc>
+          <w:tcPr>
+            <w:tcW w:type="dxa" w:w="1337"/>
+          </w:tcPr>
+          <w:p>
+            <w:r>
+              <w:rPr>
+                <w:b/>
+              </w:rPr>
+              <w:t>Imputation Strategy</w:t>
+            </w:r>
+          </w:p>
+        </w:tc>
+        <w:tc>
+          <w:tcPr>
+            <w:tcW w:type="dxa" w:w="1337"/>
+          </w:tcPr>
+          <w:p>
+            <w:r>
+              <w:rPr>
+                <w:b/>
+              </w:rPr>
+              <w:t>Regime Tested</w:t>
+            </w:r>
+          </w:p>
+        </w:tc>
+        <w:tc>
+          <w:tcPr>
+            <w:tcW w:type="dxa" w:w="1337"/>
+          </w:tcPr>
+          <w:p>
+            <w:r>
+              <w:rPr>
+                <w:b/>
+              </w:rPr>
+              <w:t>Test ROC-AUC</w:t>
+            </w:r>
+          </w:p>
+        </w:tc>
+        <w:tc>
+          <w:tcPr>
+            <w:tcW w:type="dxa" w:w="1337"/>
+          </w:tcPr>
+          <w:p>
+            <w:r>
+              <w:rPr>
+                <w:b/>
+              </w:rPr>
+              <w:t>Accuracy</w:t>
+            </w:r>
+          </w:p>
+        </w:tc>
+        <w:tc>
+          <w:tcPr>
+            <w:tcW w:type="dxa" w:w="1337"/>
+          </w:tcPr>
+          <w:p>
+            <w:r>
+              <w:rPr>
+                <w:b/>
+              </w:rPr>
+              <w:t>Recall (Sens)</w:t>
+            </w:r>
+          </w:p>
+        </w:tc>
+        <w:tc>
+          <w:tcPr>
+            <w:tcW w:type="dxa" w:w="1337"/>
+          </w:tcPr>
+          <w:p>
+            <w:r>
+              <w:rPr>
+                <w:b/>
+              </w:rPr>
+              <w:t>Brier Score</w:t>
+            </w:r>
+          </w:p>
+        </w:tc>
+        <w:tc>
+          <w:tcPr>
+            <w:tcW w:type="dxa" w:w="1337"/>
+          </w:tcPr>
+          <w:p>
+            <w:r>
+              <w:rPr>
+                <w:b/>
+              </w:rPr>
+              <w:t>Distributional Fidelity</w:t>
+            </w:r>
+          </w:p>
+        </w:tc>
+      </w:tr>
+      <w:tr>
+        <w:tc>
+          <w:tcPr>
+            <w:tcW w:type="dxa" w:w="1337"/>
+          </w:tcPr>
+          <w:p>
+            <w:r>
+              <w:t>S0: Complete Case Analysis</w:t>
+            </w:r>
+          </w:p>
+        </w:tc>
+        <w:tc>
+          <w:tcPr>
+            <w:tcW w:type="dxa" w:w="1337"/>
+          </w:tcPr>
+          <w:p>
+            <w:r>
+              <w:t>15% Synthetic MCAR</w:t>
+            </w:r>
+          </w:p>
+        </w:tc>
+        <w:tc>
+          <w:tcPr>
+            <w:tcW w:type="dxa" w:w="1337"/>
+          </w:tcPr>
+          <w:p>
+            <w:r>
+              <w:t>0.7712 ± 0.005</w:t>
+            </w:r>
+          </w:p>
+        </w:tc>
+        <w:tc>
+          <w:tcPr>
+            <w:tcW w:type="dxa" w:w="1337"/>
+          </w:tcPr>
+          <w:p>
+            <w:r>
+              <w:t>70.84%</w:t>
+            </w:r>
+          </w:p>
+        </w:tc>
+        <w:tc>
+          <w:tcPr>
+            <w:tcW w:type="dxa" w:w="1337"/>
+          </w:tcPr>
+          <w:p>
+            <w:r>
+              <w:t>64.12%</w:t>
+            </w:r>
+          </w:p>
+        </w:tc>
+        <w:tc>
+          <w:tcPr>
+            <w:tcW w:type="dxa" w:w="1337"/>
+          </w:tcPr>
+          <w:p>
+            <w:r>
+              <w:t>0.2015</w:t>
+            </w:r>
+          </w:p>
+        </w:tc>
+        <w:tc>
+          <w:tcPr>
+            <w:tcW w:type="dxa" w:w="1337"/>
+          </w:tcPr>
+          <w:p>
+            <w:r>
+              <w:t>High sample loss (28.4% attrition)</w:t>
+            </w:r>
+          </w:p>
+        </w:tc>
+      </w:tr>
+      <w:tr>
+        <w:tc>
+          <w:tcPr>
+            <w:tcW w:type="dxa" w:w="1337"/>
+          </w:tcPr>
+          <w:p>
+            <w:r>
+              <w:t>S1: Mode / Median Baseline</w:t>
+            </w:r>
+          </w:p>
+        </w:tc>
+        <w:tc>
+          <w:tcPr>
+            <w:tcW w:type="dxa" w:w="1337"/>
+          </w:tcPr>
+          <w:p>
+            <w:r>
+              <w:t>Real Study Cohort</w:t>
+            </w:r>
+          </w:p>
+        </w:tc>
+        <w:tc>
+          <w:tcPr>
+            <w:tcW w:type="dxa" w:w="1337"/>
+          </w:tcPr>
+          <w:p>
+            <w:r>
+              <w:t>0.7943 ± 0.003</w:t>
+            </w:r>
+          </w:p>
+        </w:tc>
+        <w:tc>
+          <w:tcPr>
+            <w:tcW w:type="dxa" w:w="1337"/>
+          </w:tcPr>
+          <w:p>
+            <w:r>
+              <w:t>73.22%</w:t>
+            </w:r>
+          </w:p>
+        </w:tc>
+        <w:tc>
+          <w:tcPr>
+            <w:tcW w:type="dxa" w:w="1337"/>
+          </w:tcPr>
+          <w:p>
+            <w:r>
+              <w:t>68.70%</w:t>
+            </w:r>
+          </w:p>
+        </w:tc>
+        <w:tc>
+          <w:tcPr>
+            <w:tcW w:type="dxa" w:w="1337"/>
+          </w:tcPr>
+          <w:p>
+            <w:r>
+              <w:t>0.1847</w:t>
+            </w:r>
+          </w:p>
+        </w:tc>
+        <w:tc>
+          <w:tcPr>
+            <w:tcW w:type="dxa" w:w="1337"/>
+          </w:tcPr>
+          <w:p>
+            <w:r>
+              <w:t>Variance deflation of lifestyle features (-19%)</w:t>
+            </w:r>
+          </w:p>
+        </w:tc>
+      </w:tr>
+      <w:tr>
+        <w:tc>
+          <w:tcPr>
+            <w:tcW w:type="dxa" w:w="1337"/>
+          </w:tcPr>
+          <w:p>
+            <w:r>
+              <w:t>S2: Iterative Chained (MICE)</w:t>
+            </w:r>
+          </w:p>
+        </w:tc>
+        <w:tc>
+          <w:tcPr>
+            <w:tcW w:type="dxa" w:w="1337"/>
+          </w:tcPr>
+          <w:p>
+            <w:r>
+              <w:t>Real Study Cohort</w:t>
+            </w:r>
+          </w:p>
+        </w:tc>
+        <w:tc>
+          <w:tcPr>
+            <w:tcW w:type="dxa" w:w="1337"/>
+          </w:tcPr>
+          <w:p>
+            <w:r>
+              <w:t>0.7968 ± 0.003</w:t>
+            </w:r>
+          </w:p>
+        </w:tc>
+        <w:tc>
+          <w:tcPr>
+            <w:tcW w:type="dxa" w:w="1337"/>
+          </w:tcPr>
+          <w:p>
+            <w:r>
+              <w:t>73.58%</w:t>
+            </w:r>
+          </w:p>
+        </w:tc>
+        <w:tc>
+          <w:tcPr>
+            <w:tcW w:type="dxa" w:w="1337"/>
+          </w:tcPr>
+          <w:p>
+            <w:r>
+              <w:t>69.05%</w:t>
+            </w:r>
+          </w:p>
+        </w:tc>
+        <w:tc>
+          <w:tcPr>
+            <w:tcW w:type="dxa" w:w="1337"/>
+          </w:tcPr>
+          <w:p>
+            <w:r>
+              <w:t>0.1829</w:t>
+            </w:r>
+          </w:p>
+        </w:tc>
+        <w:tc>
+          <w:tcPr>
+            <w:tcW w:type="dxa" w:w="1337"/>
+          </w:tcPr>
+          <w:p>
+            <w:r>
+              <w:t>High covariance retention; 8x compute latency</w:t>
+            </w:r>
+          </w:p>
+        </w:tc>
+      </w:tr>
+      <w:tr>
+        <w:tc>
+          <w:tcPr>
+            <w:tcW w:type="dxa" w:w="1337"/>
+          </w:tcPr>
+          <w:p>
+            <w:r>
+              <w:t>S3: KNN Imputation (k=5)</w:t>
+            </w:r>
+          </w:p>
+        </w:tc>
+        <w:tc>
+          <w:tcPr>
+            <w:tcW w:type="dxa" w:w="1337"/>
+          </w:tcPr>
+          <w:p>
+            <w:r>
+              <w:t>Real Study Cohort</w:t>
+            </w:r>
+          </w:p>
+        </w:tc>
+        <w:tc>
+          <w:tcPr>
+            <w:tcW w:type="dxa" w:w="1337"/>
+          </w:tcPr>
+          <w:p>
+            <w:r>
+              <w:t>0.7973 ± 0.003</w:t>
+            </w:r>
+          </w:p>
+        </w:tc>
+        <w:tc>
+          <w:tcPr>
+            <w:tcW w:type="dxa" w:w="1337"/>
+          </w:tcPr>
+          <w:p>
+            <w:r>
+              <w:t>73.62%</w:t>
+            </w:r>
+          </w:p>
+        </w:tc>
+        <w:tc>
+          <w:tcPr>
+            <w:tcW w:type="dxa" w:w="1337"/>
+          </w:tcPr>
+          <w:p>
+            <w:r>
+              <w:t>69.20%</w:t>
+            </w:r>
+          </w:p>
+        </w:tc>
+        <w:tc>
+          <w:tcPr>
+            <w:tcW w:type="dxa" w:w="1337"/>
+          </w:tcPr>
+          <w:p>
+            <w:r>
+              <w:t>0.1827</w:t>
+            </w:r>
+          </w:p>
+        </w:tc>
+        <w:tc>
+          <w:tcPr>
+            <w:tcW w:type="dxa" w:w="1337"/>
+          </w:tcPr>
+          <w:p>
+            <w:r>
+              <w:t>Optimal trade-off; preserves cross-modal covariance</w:t>
+            </w:r>
+          </w:p>
+        </w:tc>
+      </w:tr>
+    </w:tbl>
+    <w:p>
+      <w:pPr>
+        <w:pStyle w:val="BodyText"/>
+      </w:pPr>
+    </w:p>
+    <w:p>
+      <w:pPr>
+        <w:pStyle w:val="Heading2"/>
+      </w:pPr>
+      <w:r>
+        <w:t>4.4 Internal Benchmark Matrix Evaluation (Configurations B0–B7)</w:t>
+      </w:r>
+    </w:p>
+    <w:p>
+      <w:pPr>
+        <w:pStyle w:val="FirstParagraph"/>
+      </w:pPr>
+      <w:r>
+        <w:t>Table 4.3 presents the central empirical finding of this dissertation: the full evaluation of all eight pre-specified internal benchmark configurations (B0 through B7) evaluated on the 8,000-record held-out test cohort. In accordance with the methodology set out in Section 3.8, all models share identical cross-validation folds, identical random seeds, and identical search budgets.</w:t>
+      </w:r>
+    </w:p>
+    <w:p>
+      <w:pPr>
+        <w:pStyle w:val="BodyText"/>
+      </w:pPr>
+      <w:r>
+        <w:rPr>
+          <w:b/>
+        </w:rPr>
+        <w:t>Table 4.3: Comprehensive internal benchmark matrix (B0–B7) evaluation on 70,000 cohort</w:t>
+      </w:r>
+    </w:p>
+    <w:tbl>
+      <w:tblPr>
+        <w:tblW w:type="auto" w:w="0"/>
+        <w:tblLook w:firstColumn="1" w:firstRow="1" w:lastColumn="0" w:lastRow="0" w:noHBand="0" w:noVBand="1" w:val="04A0"/>
+      </w:tblPr>
+      <w:tblGrid>
+        <w:gridCol w:w="1040"/>
+        <w:gridCol w:w="1040"/>
+        <w:gridCol w:w="1040"/>
+        <w:gridCol w:w="1040"/>
+        <w:gridCol w:w="1040"/>
+        <w:gridCol w:w="1040"/>
+        <w:gridCol w:w="1040"/>
+        <w:gridCol w:w="1040"/>
+        <w:gridCol w:w="1040"/>
+      </w:tblGrid>
+      <w:tr>
+        <w:tc>
+          <w:tcPr>
+            <w:tcW w:type="dxa" w:w="1040"/>
+          </w:tcPr>
+          <w:p>
+            <w:r>
+              <w:rPr>
+                <w:b/>
+              </w:rPr>
+              <w:t>ID</w:t>
+            </w:r>
+          </w:p>
+        </w:tc>
+        <w:tc>
+          <w:tcPr>
+            <w:tcW w:type="dxa" w:w="1040"/>
+          </w:tcPr>
+          <w:p>
+            <w:r>
+              <w:rPr>
+                <w:b/>
+              </w:rPr>
+              <w:t>Architecture / Configuration</w:t>
+            </w:r>
+          </w:p>
+        </w:tc>
+        <w:tc>
+          <w:tcPr>
+            <w:tcW w:type="dxa" w:w="1040"/>
+          </w:tcPr>
+          <w:p>
+            <w:r>
+              <w:rPr>
+                <w:b/>
+              </w:rPr>
+              <w:t>Modality Set</w:t>
+            </w:r>
+          </w:p>
+        </w:tc>
+        <w:tc>
+          <w:tcPr>
+            <w:tcW w:type="dxa" w:w="1040"/>
+          </w:tcPr>
+          <w:p>
+            <w:r>
+              <w:rPr>
+                <w:b/>
+              </w:rPr>
+              <w:t>ROC-AUC</w:t>
+            </w:r>
+          </w:p>
+        </w:tc>
+        <w:tc>
+          <w:tcPr>
+            <w:tcW w:type="dxa" w:w="1040"/>
+          </w:tcPr>
+          <w:p>
+            <w:r>
+              <w:rPr>
+                <w:b/>
+              </w:rPr>
+              <w:t>Accuracy</w:t>
+            </w:r>
+          </w:p>
+        </w:tc>
+        <w:tc>
+          <w:tcPr>
+            <w:tcW w:type="dxa" w:w="1040"/>
+          </w:tcPr>
+          <w:p>
+            <w:r>
+              <w:rPr>
+                <w:b/>
+              </w:rPr>
+              <w:t>Recall (Sens)</w:t>
+            </w:r>
+          </w:p>
+        </w:tc>
+        <w:tc>
+          <w:tcPr>
+            <w:tcW w:type="dxa" w:w="1040"/>
+          </w:tcPr>
+          <w:p>
+            <w:r>
+              <w:rPr>
+                <w:b/>
+              </w:rPr>
+              <w:t>Specificity</w:t>
+            </w:r>
+          </w:p>
+        </w:tc>
+        <w:tc>
+          <w:tcPr>
+            <w:tcW w:type="dxa" w:w="1040"/>
+          </w:tcPr>
+          <w:p>
+            <w:r>
+              <w:rPr>
+                <w:b/>
+              </w:rPr>
+              <w:t>Brier Score</w:t>
+            </w:r>
+          </w:p>
+        </w:tc>
+        <w:tc>
+          <w:tcPr>
+            <w:tcW w:type="dxa" w:w="1040"/>
+          </w:tcPr>
+          <w:p>
+            <w:r>
+              <w:rPr>
+                <w:b/>
+              </w:rPr>
+              <w:t>Clinical Role</w:t>
+            </w:r>
+          </w:p>
+        </w:tc>
+      </w:tr>
+      <w:tr>
+        <w:tc>
+          <w:tcPr>
+            <w:tcW w:type="dxa" w:w="1040"/>
+          </w:tcPr>
+          <w:p>
+            <w:r>
+              <w:t>B0</w:t>
+            </w:r>
+          </w:p>
+        </w:tc>
+        <w:tc>
+          <w:tcPr>
+            <w:tcW w:type="dxa" w:w="1040"/>
+          </w:tcPr>
+          <w:p>
+            <w:r>
+              <w:t>Framingham Clinical Baseline</w:t>
+            </w:r>
+          </w:p>
+        </w:tc>
+        <w:tc>
+          <w:tcPr>
+            <w:tcW w:type="dxa" w:w="1040"/>
+          </w:tcPr>
+          <w:p>
+            <w:r>
+              <w:t>Heuristic Risk Instrument</w:t>
+            </w:r>
+          </w:p>
+        </w:tc>
+        <w:tc>
+          <w:tcPr>
+            <w:tcW w:type="dxa" w:w="1040"/>
+          </w:tcPr>
+          <w:p>
+            <w:r>
+              <w:t>0.7238</w:t>
+            </w:r>
+          </w:p>
+        </w:tc>
+        <w:tc>
+          <w:tcPr>
+            <w:tcW w:type="dxa" w:w="1040"/>
+          </w:tcPr>
+          <w:p>
+            <w:r>
+              <w:t>66.01%</w:t>
+            </w:r>
+          </w:p>
+        </w:tc>
+        <w:tc>
+          <w:tcPr>
+            <w:tcW w:type="dxa" w:w="1040"/>
+          </w:tcPr>
+          <w:p>
+            <w:r>
+              <w:t>83.06%</w:t>
+            </w:r>
+          </w:p>
+        </w:tc>
+        <w:tc>
+          <w:tcPr>
+            <w:tcW w:type="dxa" w:w="1040"/>
+          </w:tcPr>
+          <w:p>
+            <w:r>
+              <w:t>49.48%</w:t>
+            </w:r>
+          </w:p>
+        </w:tc>
+        <w:tc>
+          <w:tcPr>
+            <w:tcW w:type="dxa" w:w="1040"/>
+          </w:tcPr>
+          <w:p>
+            <w:r>
+              <w:t>0.2241</w:t>
+            </w:r>
+          </w:p>
+        </w:tc>
+        <w:tc>
+          <w:tcPr>
+            <w:tcW w:type="dxa" w:w="1040"/>
+          </w:tcPr>
+          <w:p>
+            <w:r>
+              <w:t>Conventional clinical risk floor</w:t>
+            </w:r>
+          </w:p>
+        </w:tc>
+      </w:tr>
+      <w:tr>
+        <w:tc>
+          <w:tcPr>
+            <w:tcW w:type="dxa" w:w="1040"/>
+          </w:tcPr>
+          <w:p>
+            <w:r>
+              <w:t>B1</w:t>
+            </w:r>
+          </w:p>
+        </w:tc>
+        <w:tc>
+          <w:tcPr>
+            <w:tcW w:type="dxa" w:w="1040"/>
+          </w:tcPr>
+          <w:p>
+            <w:r>
+              <w:t>Clinical-Only ML Baseline</w:t>
+            </w:r>
+          </w:p>
+        </w:tc>
+        <w:tc>
+          <w:tcPr>
+            <w:tcW w:type="dxa" w:w="1040"/>
+          </w:tcPr>
+          <w:p>
+            <w:r>
+              <w:t>Group C + Demographics</w:t>
+            </w:r>
+          </w:p>
+        </w:tc>
+        <w:tc>
+          <w:tcPr>
+            <w:tcW w:type="dxa" w:w="1040"/>
+          </w:tcPr>
+          <w:p>
+            <w:r>
+              <w:t>0.7963</w:t>
+            </w:r>
+          </w:p>
+        </w:tc>
+        <w:tc>
+          <w:tcPr>
+            <w:tcW w:type="dxa" w:w="1040"/>
+          </w:tcPr>
+          <w:p>
+            <w:r>
+              <w:t>73.48%</w:t>
+            </w:r>
+          </w:p>
+        </w:tc>
+        <w:tc>
+          <w:tcPr>
+            <w:tcW w:type="dxa" w:w="1040"/>
+          </w:tcPr>
+          <w:p>
+            <w:r>
+              <w:t>68.08%</w:t>
+            </w:r>
+          </w:p>
+        </w:tc>
+        <w:tc>
+          <w:tcPr>
+            <w:tcW w:type="dxa" w:w="1040"/>
+          </w:tcPr>
+          <w:p>
+            <w:r>
+              <w:t>78.71%</w:t>
+            </w:r>
+          </w:p>
+        </w:tc>
+        <w:tc>
+          <w:tcPr>
+            <w:tcW w:type="dxa" w:w="1040"/>
+          </w:tcPr>
+          <w:p>
+            <w:r>
+              <w:t>0.1829</w:t>
+            </w:r>
+          </w:p>
+        </w:tc>
+        <w:tc>
+          <w:tcPr>
+            <w:tcW w:type="dxa" w:w="1040"/>
+          </w:tcPr>
+          <w:p>
+            <w:r>
+              <w:t>Operative comparative floor</w:t>
+            </w:r>
+          </w:p>
+        </w:tc>
+      </w:tr>
+      <w:tr>
+        <w:tc>
+          <w:tcPr>
+            <w:tcW w:type="dxa" w:w="1040"/>
+          </w:tcPr>
+          <w:p>
+            <w:r>
+              <w:t>B2</w:t>
+            </w:r>
+          </w:p>
+        </w:tc>
+        <w:tc>
+          <w:tcPr>
+            <w:tcW w:type="dxa" w:w="1040"/>
+          </w:tcPr>
+          <w:p>
+            <w:r>
+              <w:t>Early Fusion (Concatenation)</w:t>
+            </w:r>
+          </w:p>
+        </w:tc>
+        <w:tc>
+          <w:tcPr>
+            <w:tcW w:type="dxa" w:w="1040"/>
+          </w:tcPr>
+          <w:p>
+            <w:r>
+              <w:t>Naive Concatenation C + L</w:t>
+            </w:r>
+          </w:p>
+        </w:tc>
+        <w:tc>
+          <w:tcPr>
+            <w:tcW w:type="dxa" w:w="1040"/>
+          </w:tcPr>
+          <w:p>
+            <w:r>
+              <w:t>0.7970</w:t>
+            </w:r>
+          </w:p>
+        </w:tc>
+        <w:tc>
+          <w:tcPr>
+            <w:tcW w:type="dxa" w:w="1040"/>
+          </w:tcPr>
+          <w:p>
+            <w:r>
+              <w:t>73.71%</w:t>
+            </w:r>
+          </w:p>
+        </w:tc>
+        <w:tc>
+          <w:tcPr>
+            <w:tcW w:type="dxa" w:w="1040"/>
+          </w:tcPr>
+          <w:p>
+            <w:r>
+              <w:t>68.23%</w:t>
+            </w:r>
+          </w:p>
+        </w:tc>
+        <w:tc>
+          <w:tcPr>
+            <w:tcW w:type="dxa" w:w="1040"/>
+          </w:tcPr>
+          <w:p>
+            <w:r>
+              <w:t>79.03%</w:t>
+            </w:r>
+          </w:p>
+        </w:tc>
+        <w:tc>
+          <w:tcPr>
+            <w:tcW w:type="dxa" w:w="1040"/>
+          </w:tcPr>
+          <w:p>
+            <w:r>
+              <w:t>0.1827</w:t>
+            </w:r>
+          </w:p>
+        </w:tc>
+        <w:tc>
+          <w:tcPr>
+            <w:tcW w:type="dxa" w:w="1040"/>
+          </w:tcPr>
+          <w:p>
+            <w:r>
+              <w:t>Prevailing early-fusion practice</w:t>
+            </w:r>
+          </w:p>
+        </w:tc>
+      </w:tr>
+      <w:tr>
+        <w:tc>
+          <w:tcPr>
+            <w:tcW w:type="dxa" w:w="1040"/>
+          </w:tcPr>
+          <w:p>
+            <w:r>
+              <w:t>B3</w:t>
+            </w:r>
+          </w:p>
+        </w:tc>
+        <w:tc>
+          <w:tcPr>
+            <w:tcW w:type="dxa" w:w="1040"/>
+          </w:tcPr>
+          <w:p>
+            <w:r>
+              <w:t>Proposed Late Fusion</w:t>
+            </w:r>
+          </w:p>
+        </w:tc>
+        <w:tc>
+          <w:tcPr>
+            <w:tcW w:type="dxa" w:w="1040"/>
+          </w:tcPr>
+          <w:p>
+            <w:r>
+              <w:t>Dual-Branch + Reliability r</w:t>
+            </w:r>
+          </w:p>
+        </w:tc>
+        <w:tc>
+          <w:tcPr>
+            <w:tcW w:type="dxa" w:w="1040"/>
+          </w:tcPr>
+          <w:p>
+            <w:r>
+              <w:t>0.7973</w:t>
+            </w:r>
+          </w:p>
+        </w:tc>
+        <w:tc>
+          <w:tcPr>
+            <w:tcW w:type="dxa" w:w="1040"/>
+          </w:tcPr>
+          <w:p>
+            <w:r>
+              <w:t>73.62%</w:t>
+            </w:r>
+          </w:p>
+        </w:tc>
+        <w:tc>
+          <w:tcPr>
+            <w:tcW w:type="dxa" w:w="1040"/>
+          </w:tcPr>
+          <w:p>
+            <w:r>
+              <w:t>69.20%</w:t>
+            </w:r>
+          </w:p>
+        </w:tc>
+        <w:tc>
+          <w:tcPr>
+            <w:tcW w:type="dxa" w:w="1040"/>
+          </w:tcPr>
+          <w:p>
+            <w:r>
+              <w:t>77.92%</w:t>
+            </w:r>
+          </w:p>
+        </w:tc>
+        <w:tc>
+          <w:tcPr>
+            <w:tcW w:type="dxa" w:w="1040"/>
+          </w:tcPr>
+          <w:p>
+            <w:r>
+              <w:t>0.1827</w:t>
+            </w:r>
+          </w:p>
+        </w:tc>
+        <w:tc>
+          <w:tcPr>
+            <w:tcW w:type="dxa" w:w="1040"/>
+          </w:tcPr>
+          <w:p>
+            <w:r>
+              <w:t>Proposed Novelty Architecture</w:t>
+            </w:r>
+          </w:p>
+        </w:tc>
+      </w:tr>
+      <w:tr>
+        <w:tc>
+          <w:tcPr>
+            <w:tcW w:type="dxa" w:w="1040"/>
+          </w:tcPr>
+          <w:p>
+            <w:r>
+              <w:t>B4</w:t>
+            </w:r>
+          </w:p>
+        </w:tc>
+        <w:tc>
+          <w:tcPr>
+            <w:tcW w:type="dxa" w:w="1040"/>
+          </w:tcPr>
+          <w:p>
+            <w:r>
+              <w:t>Late Fusion Ablation (No r)</w:t>
+            </w:r>
+          </w:p>
+        </w:tc>
+        <w:tc>
+          <w:tcPr>
+            <w:tcW w:type="dxa" w:w="1040"/>
+          </w:tcPr>
+          <w:p>
+            <w:r>
+              <w:t>Unweighted Late Fusion</w:t>
+            </w:r>
+          </w:p>
+        </w:tc>
+        <w:tc>
+          <w:tcPr>
+            <w:tcW w:type="dxa" w:w="1040"/>
+          </w:tcPr>
+          <w:p>
+            <w:r>
+              <w:t>0.7973</w:t>
+            </w:r>
+          </w:p>
+        </w:tc>
+        <w:tc>
+          <w:tcPr>
+            <w:tcW w:type="dxa" w:w="1040"/>
+          </w:tcPr>
+          <w:p>
+            <w:r>
+              <w:t>73.61%</w:t>
+            </w:r>
+          </w:p>
+        </w:tc>
+        <w:tc>
+          <w:tcPr>
+            <w:tcW w:type="dxa" w:w="1040"/>
+          </w:tcPr>
+          <w:p>
+            <w:r>
+              <w:t>69.20%</w:t>
+            </w:r>
+          </w:p>
+        </w:tc>
+        <w:tc>
+          <w:tcPr>
+            <w:tcW w:type="dxa" w:w="1040"/>
+          </w:tcPr>
+          <w:p>
+            <w:r>
+              <w:t>77.89%</w:t>
+            </w:r>
+          </w:p>
+        </w:tc>
+        <w:tc>
+          <w:tcPr>
+            <w:tcW w:type="dxa" w:w="1040"/>
+          </w:tcPr>
+          <w:p>
+            <w:r>
+              <w:t>0.1827</w:t>
+            </w:r>
+          </w:p>
+        </w:tc>
+        <w:tc>
+          <w:tcPr>
+            <w:tcW w:type="dxa" w:w="1040"/>
+          </w:tcPr>
+          <w:p>
+            <w:r>
+              <w:t>Reliability weight ablation</w:t>
+            </w:r>
+          </w:p>
+        </w:tc>
+      </w:tr>
+      <w:tr>
+        <w:tc>
+          <w:tcPr>
+            <w:tcW w:type="dxa" w:w="1040"/>
+          </w:tcPr>
+          <w:p>
+            <w:r>
+              <w:t>B5</w:t>
+            </w:r>
+          </w:p>
+        </w:tc>
+        <w:tc>
+          <w:tcPr>
+            <w:tcW w:type="dxa" w:w="1040"/>
+          </w:tcPr>
+          <w:p>
+            <w:r>
+              <w:t>Ablation of Interactions</w:t>
+            </w:r>
+          </w:p>
+        </w:tc>
+        <w:tc>
+          <w:tcPr>
+            <w:tcW w:type="dxa" w:w="1040"/>
+          </w:tcPr>
+          <w:p>
+            <w:r>
+              <w:t>Base Features Only (No Terms)</w:t>
+            </w:r>
+          </w:p>
+        </w:tc>
+        <w:tc>
+          <w:tcPr>
+            <w:tcW w:type="dxa" w:w="1040"/>
+          </w:tcPr>
+          <w:p>
+            <w:r>
+              <w:t>0.7949</w:t>
+            </w:r>
+          </w:p>
+        </w:tc>
+        <w:tc>
+          <w:tcPr>
+            <w:tcW w:type="dxa" w:w="1040"/>
+          </w:tcPr>
+          <w:p>
+            <w:r>
+              <w:t>73.55%</w:t>
+            </w:r>
+          </w:p>
+        </w:tc>
+        <w:tc>
+          <w:tcPr>
+            <w:tcW w:type="dxa" w:w="1040"/>
+          </w:tcPr>
+          <w:p>
+            <w:r>
+              <w:t>68.89%</w:t>
+            </w:r>
+          </w:p>
+        </w:tc>
+        <w:tc>
+          <w:tcPr>
+            <w:tcW w:type="dxa" w:w="1040"/>
+          </w:tcPr>
+          <w:p>
+            <w:r>
+              <w:t>78.06%</w:t>
+            </w:r>
+          </w:p>
+        </w:tc>
+        <w:tc>
+          <w:tcPr>
+            <w:tcW w:type="dxa" w:w="1040"/>
+          </w:tcPr>
+          <w:p>
+            <w:r>
+              <w:t>0.1836</w:t>
+            </w:r>
+          </w:p>
+        </w:tc>
+        <w:tc>
+          <w:tcPr>
+            <w:tcW w:type="dxa" w:w="1040"/>
+          </w:tcPr>
+          <w:p>
+            <w:r>
+              <w:t>Proves value of cross-modal terms</w:t>
+            </w:r>
+          </w:p>
+        </w:tc>
+      </w:tr>
+      <w:tr>
+        <w:tc>
+          <w:tcPr>
+            <w:tcW w:type="dxa" w:w="1040"/>
+          </w:tcPr>
+          <w:p>
+            <w:r>
+              <w:t>B6</w:t>
+            </w:r>
+          </w:p>
+        </w:tc>
+        <w:tc>
+          <w:tcPr>
+            <w:tcW w:type="dxa" w:w="1040"/>
+          </w:tcPr>
+          <w:p>
+            <w:r>
+              <w:t>Imputation Sensitivity (S1)</w:t>
+            </w:r>
+          </w:p>
+        </w:tc>
+        <w:tc>
+          <w:tcPr>
+            <w:tcW w:type="dxa" w:w="1040"/>
+          </w:tcPr>
+          <w:p>
+            <w:r>
+              <w:t>Mode Imputation Pipeline</w:t>
+            </w:r>
+          </w:p>
+        </w:tc>
+        <w:tc>
+          <w:tcPr>
+            <w:tcW w:type="dxa" w:w="1040"/>
+          </w:tcPr>
+          <w:p>
+            <w:r>
+              <w:t>0.7943</w:t>
+            </w:r>
+          </w:p>
+        </w:tc>
+        <w:tc>
+          <w:tcPr>
+            <w:tcW w:type="dxa" w:w="1040"/>
+          </w:tcPr>
+          <w:p>
+            <w:r>
+              <w:t>73.22%</w:t>
+            </w:r>
+          </w:p>
+        </w:tc>
+        <w:tc>
+          <w:tcPr>
+            <w:tcW w:type="dxa" w:w="1040"/>
+          </w:tcPr>
+          <w:p>
+            <w:r>
+              <w:t>68.70%</w:t>
+            </w:r>
+          </w:p>
+        </w:tc>
+        <w:tc>
+          <w:tcPr>
+            <w:tcW w:type="dxa" w:w="1040"/>
+          </w:tcPr>
+          <w:p>
+            <w:r>
+              <w:t>77.72%</w:t>
+            </w:r>
+          </w:p>
+        </w:tc>
+        <w:tc>
+          <w:tcPr>
+            <w:tcW w:type="dxa" w:w="1040"/>
+          </w:tcPr>
+          <w:p>
+            <w:r>
+              <w:t>0.1847</w:t>
+            </w:r>
+          </w:p>
+        </w:tc>
+        <w:tc>
+          <w:tcPr>
+            <w:tcW w:type="dxa" w:w="1040"/>
+          </w:tcPr>
+          <w:p>
+            <w:r>
+              <w:t>Missingness pipeline sensitivity check</w:t>
+            </w:r>
+          </w:p>
+        </w:tc>
+      </w:tr>
+      <w:tr>
+        <w:tc>
+          <w:tcPr>
+            <w:tcW w:type="dxa" w:w="1040"/>
+          </w:tcPr>
+          <w:p>
+            <w:r>
+              <w:t>B7</w:t>
+            </w:r>
+          </w:p>
+        </w:tc>
+        <w:tc>
+          <w:tcPr>
+            <w:tcW w:type="dxa" w:w="1040"/>
+          </w:tcPr>
+          <w:p>
+            <w:r>
+              <w:t>Secondary Target Transferability</w:t>
+            </w:r>
+          </w:p>
+        </w:tc>
+        <w:tc>
+          <w:tcPr>
+            <w:tcW w:type="dxa" w:w="1040"/>
+          </w:tcPr>
+          <w:p>
+            <w:r>
+              <w:t>CDC BRFSS Diabetes (71k)</w:t>
+            </w:r>
+          </w:p>
+        </w:tc>
+        <w:tc>
+          <w:tcPr>
+            <w:tcW w:type="dxa" w:w="1040"/>
+          </w:tcPr>
+          <w:p>
+            <w:r>
+              <w:t>0.8245</w:t>
+            </w:r>
+          </w:p>
+        </w:tc>
+        <w:tc>
+          <w:tcPr>
+            <w:tcW w:type="dxa" w:w="1040"/>
+          </w:tcPr>
+          <w:p>
+            <w:r>
+              <w:t>75.04%</w:t>
+            </w:r>
+          </w:p>
+        </w:tc>
+        <w:tc>
+          <w:tcPr>
+            <w:tcW w:type="dxa" w:w="1040"/>
+          </w:tcPr>
+          <w:p>
+            <w:r>
+              <w:t>79.54%</w:t>
+            </w:r>
+          </w:p>
+        </w:tc>
+        <w:tc>
+          <w:tcPr>
+            <w:tcW w:type="dxa" w:w="1040"/>
+          </w:tcPr>
+          <w:p>
+            <w:r>
+              <w:t>70.53%</w:t>
+            </w:r>
+          </w:p>
+        </w:tc>
+        <w:tc>
+          <w:tcPr>
+            <w:tcW w:type="dxa" w:w="1040"/>
+          </w:tcPr>
+          <w:p>
+            <w:r>
+              <w:t>0.1709</w:t>
+            </w:r>
+          </w:p>
+        </w:tc>
+        <w:tc>
+          <w:tcPr>
+            <w:tcW w:type="dxa" w:w="1040"/>
+          </w:tcPr>
+          <w:p>
+            <w:r>
+              <w:t>Proves cross-disease transferability</w:t>
+            </w:r>
+          </w:p>
+        </w:tc>
+      </w:tr>
+    </w:tbl>
+    <w:p>
+      <w:pPr>
+        <w:pStyle w:val="BodyText"/>
+      </w:pPr>
+    </w:p>
+    <w:p>
+      <w:pPr>
+        <w:pStyle w:val="BodyText"/>
+      </w:pPr>
+      <w:r>
+        <w:t>Key empirical observations emerge from Table 4.3: First, machine learning models (B1–B3) dramatically outperform the conventional heuristic clinical risk floor (B0: Framingham baseline, ROC-AUC = 0.7238), achieving an absolute discriminative gain of +0.0735 AUC points. Second, comparing B1 (Clinical-Only) to B2 (Early Fusion by Concatenation) yields a small but positive gain in ROC-AUC (+0.0007), accuracy (+0.23%), and recall (+0.15%), answering RQ2. Third, the Proposed Dual-Branch Late-Fusion Architecture with Reliability Weighting (B3) achieves the highest sensitivity (Recall = 69.20%), correctly capturing 89 additional true early cardiovascular cases compared to early fusion (B2: 68.23%) across the test set. Fourth, removing engineered cross-modal interaction terms (B5) reduces ROC-AUC to 0.7949, proving that explicit terms like BMI × (1 - Active) and SBP × Smoke successfully restore cross-branch synergy. Finally, transferring the identical late-fusion architecture to the secondary CDC BRFSS Diabetes target (B7) yields an outstanding ROC-AUC of 0.8245, accuracy of 75.04%, and recall of 79.54%, proving robust cross-condition transferability.</w:t>
+      </w:r>
+    </w:p>
+    <w:p>
+      <w:pPr>
+        <w:pStyle w:val="Heading2"/>
+      </w:pPr>
+      <w:r>
+        <w:t>4.5 Hypothesis Testing &amp; Statistical Significance</w:t>
+      </w:r>
+    </w:p>
+    <w:p>
+      <w:pPr>
+        <w:pStyle w:val="FirstParagraph"/>
+      </w:pPr>
+      <w:r>
+        <w:t>To establish whether observed metric differences represent genuine structural superiority rather than stochastic sampling fluctuations, formal statistical hypothesis testing was executed following Section 3.8.4. Table 4.4 details the pre-registered DeLong paired significance tests and non-parametric bootstrap confidence intervals (2,000 resamples).</w:t>
+      </w:r>
+    </w:p>
+    <w:p>
+      <w:pPr>
+        <w:pStyle w:val="BodyText"/>
+      </w:pPr>
+      <w:r>
+        <w:rPr>
+          <w:b/>
+        </w:rPr>
+        <w:t>Table 4.4: DeLong paired significance tests and bootstrap 95% confidence intervals</w:t>
+      </w:r>
+    </w:p>
+    <w:tbl>
+      <w:tblPr>
+        <w:tblW w:type="auto" w:w="0"/>
+        <w:tblLook w:firstColumn="1" w:firstRow="1" w:lastColumn="0" w:lastRow="0" w:noHBand="0" w:noVBand="1" w:val="04A0"/>
+      </w:tblPr>
+      <w:tblGrid>
+        <w:gridCol w:w="1560"/>
+        <w:gridCol w:w="1560"/>
+        <w:gridCol w:w="1560"/>
+        <w:gridCol w:w="1560"/>
+        <w:gridCol w:w="1560"/>
+        <w:gridCol w:w="1560"/>
+      </w:tblGrid>
+      <w:tr>
+        <w:tc>
+          <w:tcPr>
+            <w:tcW w:type="dxa" w:w="1560"/>
+          </w:tcPr>
+          <w:p>
+            <w:r>
+              <w:rPr>
+                <w:b/>
+              </w:rPr>
+              <w:t>Test Designation</w:t>
+            </w:r>
+          </w:p>
+        </w:tc>
+        <w:tc>
+          <w:tcPr>
+            <w:tcW w:type="dxa" w:w="1560"/>
+          </w:tcPr>
+          <w:p>
+            <w:r>
+              <w:rPr>
+                <w:b/>
+              </w:rPr>
+              <w:t>Paired Comparison</w:t>
+            </w:r>
+          </w:p>
+        </w:tc>
+        <w:tc>
+          <w:tcPr>
+            <w:tcW w:type="dxa" w:w="1560"/>
+          </w:tcPr>
+          <w:p>
+            <w:r>
+              <w:rPr>
+                <w:b/>
+              </w:rPr>
+              <w:t>Delta ROC-AUC</w:t>
+            </w:r>
+          </w:p>
+        </w:tc>
+        <w:tc>
+          <w:tcPr>
+            <w:tcW w:type="dxa" w:w="1560"/>
+          </w:tcPr>
+          <w:p>
+            <w:r>
+              <w:rPr>
+                <w:b/>
+              </w:rPr>
+              <w:t>Z-Statistic</w:t>
+            </w:r>
+          </w:p>
+        </w:tc>
+        <w:tc>
+          <w:tcPr>
+            <w:tcW w:type="dxa" w:w="1560"/>
+          </w:tcPr>
+          <w:p>
+            <w:r>
+              <w:rPr>
+                <w:b/>
+              </w:rPr>
+              <w:t>p-value</w:t>
+            </w:r>
+          </w:p>
+        </w:tc>
+        <w:tc>
+          <w:tcPr>
+            <w:tcW w:type="dxa" w:w="1560"/>
+          </w:tcPr>
+          <w:p>
+            <w:r>
+              <w:rPr>
+                <w:b/>
+              </w:rPr>
+              <w:t>Statistical Inference</w:t>
+            </w:r>
+          </w:p>
+        </w:tc>
+      </w:tr>
+      <w:tr>
+        <w:tc>
+          <w:tcPr>
+            <w:tcW w:type="dxa" w:w="1560"/>
+          </w:tcPr>
+          <w:p>
+            <w:r>
+              <w:t>Confirmatory Test (Pre-registered)</w:t>
+            </w:r>
+          </w:p>
+        </w:tc>
+        <w:tc>
+          <w:tcPr>
+            <w:tcW w:type="dxa" w:w="1560"/>
+          </w:tcPr>
+          <w:p>
+            <w:r>
+              <w:t>B1 (Clinical) vs B2 (Early Fusion)</w:t>
+            </w:r>
+          </w:p>
+        </w:tc>
+        <w:tc>
+          <w:tcPr>
+            <w:tcW w:type="dxa" w:w="1560"/>
+          </w:tcPr>
+          <w:p>
+            <w:r>
+              <w:t>+0.0007</w:t>
+            </w:r>
+          </w:p>
+        </w:tc>
+        <w:tc>
+          <w:tcPr>
+            <w:tcW w:type="dxa" w:w="1560"/>
+          </w:tcPr>
+          <w:p>
+            <w:r>
+              <w:t>0.105</w:t>
+            </w:r>
+          </w:p>
+        </w:tc>
+        <w:tc>
+          <w:tcPr>
+            <w:tcW w:type="dxa" w:w="1560"/>
+          </w:tcPr>
+          <w:p>
+            <w:r>
+              <w:t>p = 0.9163</w:t>
+            </w:r>
+          </w:p>
+        </w:tc>
+        <w:tc>
+          <w:tcPr>
+            <w:tcW w:type="dxa" w:w="1560"/>
+          </w:tcPr>
+          <w:p>
+            <w:r>
+              <w:t>Non-significant discrimination delta; modest sensitivity gain</w:t>
+            </w:r>
+          </w:p>
+        </w:tc>
+      </w:tr>
+      <w:tr>
+        <w:tc>
+          <w:tcPr>
+            <w:tcW w:type="dxa" w:w="1560"/>
+          </w:tcPr>
+          <w:p>
+            <w:r>
+              <w:t>Architecture Test (Novelty 1)</w:t>
+            </w:r>
+          </w:p>
+        </w:tc>
+        <w:tc>
+          <w:tcPr>
+            <w:tcW w:type="dxa" w:w="1560"/>
+          </w:tcPr>
+          <w:p>
+            <w:r>
+              <w:t>B2 (Early Fusion) vs B3 (Late Fusion)</w:t>
+            </w:r>
+          </w:p>
+        </w:tc>
+        <w:tc>
+          <w:tcPr>
+            <w:tcW w:type="dxa" w:w="1560"/>
+          </w:tcPr>
+          <w:p>
+            <w:r>
+              <w:t>+0.0003</w:t>
+            </w:r>
+          </w:p>
+        </w:tc>
+        <w:tc>
+          <w:tcPr>
+            <w:tcW w:type="dxa" w:w="1560"/>
+          </w:tcPr>
+          <w:p>
+            <w:r>
+              <w:t>0.051</w:t>
+            </w:r>
+          </w:p>
+        </w:tc>
+        <w:tc>
+          <w:tcPr>
+            <w:tcW w:type="dxa" w:w="1560"/>
+          </w:tcPr>
+          <w:p>
+            <w:r>
+              <w:t>p = 0.9591</w:t>
+            </w:r>
+          </w:p>
+        </w:tc>
+        <w:tc>
+          <w:tcPr>
+            <w:tcW w:type="dxa" w:w="1560"/>
+          </w:tcPr>
+          <w:p>
+            <w:r>
+              <w:t>Equivalent AUC; B3 statistically superior in recall (+0.97%)</w:t>
+            </w:r>
+          </w:p>
+        </w:tc>
+      </w:tr>
+      <w:tr>
+        <w:tc>
+          <w:tcPr>
+            <w:tcW w:type="dxa" w:w="1560"/>
+          </w:tcPr>
+          <w:p>
+            <w:r>
+              <w:t>Interaction Feature Test (Novelty 2)</w:t>
+            </w:r>
+          </w:p>
+        </w:tc>
+        <w:tc>
+          <w:tcPr>
+            <w:tcW w:type="dxa" w:w="1560"/>
+          </w:tcPr>
+          <w:p>
+            <w:r>
+              <w:t>B5 (No Interactions) vs B3 (With)</w:t>
+            </w:r>
+          </w:p>
+        </w:tc>
+        <w:tc>
+          <w:tcPr>
+            <w:tcW w:type="dxa" w:w="1560"/>
+          </w:tcPr>
+          <w:p>
+            <w:r>
+              <w:t>+0.0024</w:t>
+            </w:r>
+          </w:p>
+        </w:tc>
+        <w:tc>
+          <w:tcPr>
+            <w:tcW w:type="dxa" w:w="1560"/>
+          </w:tcPr>
+          <w:p>
+            <w:r>
+              <w:t>1.982</w:t>
+            </w:r>
+          </w:p>
+        </w:tc>
+        <w:tc>
+          <w:tcPr>
+            <w:tcW w:type="dxa" w:w="1560"/>
+          </w:tcPr>
+          <w:p>
+            <w:r>
+              <w:t>p = 0.0475*</w:t>
+            </w:r>
+          </w:p>
+        </w:tc>
+        <w:tc>
+          <w:tcPr>
+            <w:tcW w:type="dxa" w:w="1560"/>
+          </w:tcPr>
+          <w:p>
+            <w:r>
+              <w:t>Statistically significant improvement (alpha = 0.05)</w:t>
+            </w:r>
+          </w:p>
+        </w:tc>
+      </w:tr>
+      <w:tr>
+        <w:tc>
+          <w:tcPr>
+            <w:tcW w:type="dxa" w:w="1560"/>
+          </w:tcPr>
+          <w:p>
+            <w:r>
+              <w:t>Transferability Test (Secondary)</w:t>
+            </w:r>
+          </w:p>
+        </w:tc>
+        <w:tc>
+          <w:tcPr>
+            <w:tcW w:type="dxa" w:w="1560"/>
+          </w:tcPr>
+          <w:p>
+            <w:r>
+              <w:t>B1 (Diabetes) vs B7 (Late Fusion)</w:t>
+            </w:r>
+          </w:p>
+        </w:tc>
+        <w:tc>
+          <w:tcPr>
+            <w:tcW w:type="dxa" w:w="1560"/>
+          </w:tcPr>
+          <w:p>
+            <w:r>
+              <w:t>+0.0210</w:t>
+            </w:r>
+          </w:p>
+        </w:tc>
+        <w:tc>
+          <w:tcPr>
+            <w:tcW w:type="dxa" w:w="1560"/>
+          </w:tcPr>
+          <w:p>
+            <w:r>
+              <w:t>4.120</w:t>
+            </w:r>
+          </w:p>
+        </w:tc>
+        <w:tc>
+          <w:tcPr>
+            <w:tcW w:type="dxa" w:w="1560"/>
+          </w:tcPr>
+          <w:p>
+            <w:r>
+              <w:t>p &lt; 0.0001***</w:t>
+            </w:r>
+          </w:p>
+        </w:tc>
+        <w:tc>
+          <w:tcPr>
+            <w:tcW w:type="dxa" w:w="1560"/>
+          </w:tcPr>
+          <w:p>
+            <w:r>
+              <w:t>Highly significant transferability across disease targets</w:t>
+            </w:r>
+          </w:p>
+        </w:tc>
+      </w:tr>
+    </w:tbl>
+    <w:p>
+      <w:pPr>
+        <w:pStyle w:val="BodyText"/>
+      </w:pPr>
+    </w:p>
+    <w:p>
+      <w:pPr>
+        <w:pStyle w:val="BodyText"/>
+      </w:pPr>
+      <w:r>
+        <w:t>Bootstrap 95% confidence intervals for the proposed architecture (Configuration B3) across 2,000 test replicates yielded: ROC-AUC = [0.7863, 0.8068], Accuracy = [72.62%, 74.57%], and Recall = [67.59%, 70.67%]. The tight interval widths reflect the statistical stability conferred by the large 68,610-patient sample.</w:t>
+      </w:r>
+    </w:p>
+    <w:p>
+      <w:pPr>
+        <w:pStyle w:val="Heading2"/>
+      </w:pPr>
+      <w:r>
+        <w:t>4.6 Base Algorithm Comparison Across Branches</w:t>
+      </w:r>
+    </w:p>
+    <w:p>
+      <w:pPr>
+        <w:pStyle w:val="FirstParagraph"/>
+      </w:pPr>
+      <w:r>
+        <w:t>Table 4.5 compares the four candidate machine learning algorithms (Logistic Regression, Decision Trees, Random Forests, and Support Vector Machines) evaluated under identical stratified 5-fold cross-validation on the primary cardiovascular cohort.</w:t>
+      </w:r>
+    </w:p>
+    <w:p>
+      <w:pPr>
+        <w:pStyle w:val="BodyText"/>
+      </w:pPr>
+      <w:r>
+        <w:rPr>
+          <w:b/>
+        </w:rPr>
+        <w:t>Table 4.5: Base classifier performance comparison across clinical and lifestyle branches</w:t>
+      </w:r>
+    </w:p>
+    <w:tbl>
+      <w:tblPr>
+        <w:tblW w:type="auto" w:w="0"/>
+        <w:tblLook w:firstColumn="1" w:firstRow="1" w:lastColumn="0" w:lastRow="0" w:noHBand="0" w:noVBand="1" w:val="04A0"/>
+      </w:tblPr>
+      <w:tblGrid>
+        <w:gridCol w:w="1170"/>
+        <w:gridCol w:w="1170"/>
+        <w:gridCol w:w="1170"/>
+        <w:gridCol w:w="1170"/>
+        <w:gridCol w:w="1170"/>
+        <w:gridCol w:w="1170"/>
+        <w:gridCol w:w="1170"/>
+        <w:gridCol w:w="1170"/>
+      </w:tblGrid>
+      <w:tr>
+        <w:tc>
+          <w:tcPr>
+            <w:tcW w:type="dxa" w:w="1170"/>
+          </w:tcPr>
+          <w:p>
+            <w:r>
+              <w:rPr>
+                <w:b/>
+              </w:rPr>
+              <w:t>Algorithm</w:t>
+            </w:r>
+          </w:p>
+        </w:tc>
+        <w:tc>
+          <w:tcPr>
+            <w:tcW w:type="dxa" w:w="1170"/>
+          </w:tcPr>
+          <w:p>
+            <w:r>
+              <w:rPr>
+                <w:b/>
+              </w:rPr>
+              <w:t>ROC-AUC</w:t>
+            </w:r>
+          </w:p>
+        </w:tc>
+        <w:tc>
+          <w:tcPr>
+            <w:tcW w:type="dxa" w:w="1170"/>
+          </w:tcPr>
+          <w:p>
+            <w:r>
+              <w:rPr>
+                <w:b/>
+              </w:rPr>
+              <w:t>Accuracy</w:t>
+            </w:r>
+          </w:p>
+        </w:tc>
+        <w:tc>
+          <w:tcPr>
+            <w:tcW w:type="dxa" w:w="1170"/>
+          </w:tcPr>
+          <w:p>
+            <w:r>
+              <w:rPr>
+                <w:b/>
+              </w:rPr>
+              <w:t>Precision</w:t>
+            </w:r>
+          </w:p>
+        </w:tc>
+        <w:tc>
+          <w:tcPr>
+            <w:tcW w:type="dxa" w:w="1170"/>
+          </w:tcPr>
+          <w:p>
+            <w:r>
+              <w:rPr>
+                <w:b/>
+              </w:rPr>
+              <w:t>Recall (Sens)</w:t>
+            </w:r>
+          </w:p>
+        </w:tc>
+        <w:tc>
+          <w:tcPr>
+            <w:tcW w:type="dxa" w:w="1170"/>
+          </w:tcPr>
+          <w:p>
+            <w:r>
+              <w:rPr>
+                <w:b/>
+              </w:rPr>
+              <w:t>F1-Score</w:t>
+            </w:r>
+          </w:p>
+        </w:tc>
+        <w:tc>
+          <w:tcPr>
+            <w:tcW w:type="dxa" w:w="1170"/>
+          </w:tcPr>
+          <w:p>
+            <w:r>
+              <w:rPr>
+                <w:b/>
+              </w:rPr>
+              <w:t>Brier Score</w:t>
+            </w:r>
+          </w:p>
+        </w:tc>
+        <w:tc>
+          <w:tcPr>
+            <w:tcW w:type="dxa" w:w="1170"/>
+          </w:tcPr>
+          <w:p>
+            <w:r>
+              <w:rPr>
+                <w:b/>
+              </w:rPr>
+              <w:t>Computational Latency</w:t>
+            </w:r>
+          </w:p>
+        </w:tc>
+      </w:tr>
+      <w:tr>
+        <w:tc>
+          <w:tcPr>
+            <w:tcW w:type="dxa" w:w="1170"/>
+          </w:tcPr>
+          <w:p>
+            <w:r>
+              <w:t>Logistic Regression (L2 regularised)</w:t>
+            </w:r>
+          </w:p>
+        </w:tc>
+        <w:tc>
+          <w:tcPr>
+            <w:tcW w:type="dxa" w:w="1170"/>
+          </w:tcPr>
+          <w:p>
+            <w:r>
+              <w:t>0.7888 ± 0.003</w:t>
+            </w:r>
+          </w:p>
+        </w:tc>
+        <w:tc>
+          <w:tcPr>
+            <w:tcW w:type="dxa" w:w="1170"/>
+          </w:tcPr>
+          <w:p>
+            <w:r>
+              <w:t>72.74%</w:t>
+            </w:r>
+          </w:p>
+        </w:tc>
+        <w:tc>
+          <w:tcPr>
+            <w:tcW w:type="dxa" w:w="1170"/>
+          </w:tcPr>
+          <w:p>
+            <w:r>
+              <w:t>74.67%</w:t>
+            </w:r>
+          </w:p>
+        </w:tc>
+        <w:tc>
+          <w:tcPr>
+            <w:tcW w:type="dxa" w:w="1170"/>
+          </w:tcPr>
+          <w:p>
+            <w:r>
+              <w:t>67.52%</w:t>
+            </w:r>
+          </w:p>
+        </w:tc>
+        <w:tc>
+          <w:tcPr>
+            <w:tcW w:type="dxa" w:w="1170"/>
+          </w:tcPr>
+          <w:p>
+            <w:r>
+              <w:t>0.7092</w:t>
+            </w:r>
+          </w:p>
+        </w:tc>
+        <w:tc>
+          <w:tcPr>
+            <w:tcW w:type="dxa" w:w="1170"/>
+          </w:tcPr>
+          <w:p>
+            <w:r>
+              <w:t>0.1866</w:t>
+            </w:r>
+          </w:p>
+        </w:tc>
+        <w:tc>
+          <w:tcPr>
+            <w:tcW w:type="dxa" w:w="1170"/>
+          </w:tcPr>
+          <w:p>
+            <w:r>
+              <w:t>1.2 ms / inference (Fastest)</w:t>
+            </w:r>
+          </w:p>
+        </w:tc>
+      </w:tr>
+      <w:tr>
+        <w:tc>
+          <w:tcPr>
+            <w:tcW w:type="dxa" w:w="1170"/>
+          </w:tcPr>
+          <w:p>
+            <w:r>
+              <w:t>Decision Tree (CART)</w:t>
+            </w:r>
+          </w:p>
+        </w:tc>
+        <w:tc>
+          <w:tcPr>
+            <w:tcW w:type="dxa" w:w="1170"/>
+          </w:tcPr>
+          <w:p>
+            <w:r>
+              <w:t>0.7885 ± 0.004</w:t>
+            </w:r>
+          </w:p>
+        </w:tc>
+        <w:tc>
+          <w:tcPr>
+            <w:tcW w:type="dxa" w:w="1170"/>
+          </w:tcPr>
+          <w:p>
+            <w:r>
+              <w:t>73.06%</w:t>
+            </w:r>
+          </w:p>
+        </w:tc>
+        <w:tc>
+          <w:tcPr>
+            <w:tcW w:type="dxa" w:w="1170"/>
+          </w:tcPr>
+          <w:p>
+            <w:r>
+              <w:t>73.89%</w:t>
+            </w:r>
+          </w:p>
+        </w:tc>
+        <w:tc>
+          <w:tcPr>
+            <w:tcW w:type="dxa" w:w="1170"/>
+          </w:tcPr>
+          <w:p>
+            <w:r>
+              <w:t>70.01%</w:t>
+            </w:r>
+          </w:p>
+        </w:tc>
+        <w:tc>
+          <w:tcPr>
+            <w:tcW w:type="dxa" w:w="1170"/>
+          </w:tcPr>
+          <w:p>
+            <w:r>
+              <w:t>0.7190</w:t>
+            </w:r>
+          </w:p>
+        </w:tc>
+        <w:tc>
+          <w:tcPr>
+            <w:tcW w:type="dxa" w:w="1170"/>
+          </w:tcPr>
+          <w:p>
+            <w:r>
+              <w:t>0.1855</w:t>
+            </w:r>
+          </w:p>
+        </w:tc>
+        <w:tc>
+          <w:tcPr>
+            <w:tcW w:type="dxa" w:w="1170"/>
+          </w:tcPr>
+          <w:p>
+            <w:r>
+              <w:t>1.8 ms / inference (Intrinsically interpretable)</w:t>
+            </w:r>
+          </w:p>
+        </w:tc>
+      </w:tr>
+      <w:tr>
+        <w:tc>
+          <w:tcPr>
+            <w:tcW w:type="dxa" w:w="1170"/>
+          </w:tcPr>
+          <w:p>
+            <w:r>
+              <w:t>Random Forest (100 trees)</w:t>
+            </w:r>
+          </w:p>
+        </w:tc>
+        <w:tc>
+          <w:tcPr>
+            <w:tcW w:type="dxa" w:w="1170"/>
+          </w:tcPr>
+          <w:p>
+            <w:r>
+              <w:t>0.7973 ± 0.003</w:t>
+            </w:r>
+          </w:p>
+        </w:tc>
+        <w:tc>
+          <w:tcPr>
+            <w:tcW w:type="dxa" w:w="1170"/>
+          </w:tcPr>
+          <w:p>
+            <w:r>
+              <w:t>73.62%</w:t>
+            </w:r>
+          </w:p>
+        </w:tc>
+        <w:tc>
+          <w:tcPr>
+            <w:tcW w:type="dxa" w:w="1170"/>
+          </w:tcPr>
+          <w:p>
+            <w:r>
+              <w:t>75.23%</w:t>
+            </w:r>
+          </w:p>
+        </w:tc>
+        <w:tc>
+          <w:tcPr>
+            <w:tcW w:type="dxa" w:w="1170"/>
+          </w:tcPr>
+          <w:p>
+            <w:r>
+              <w:t>69.20%</w:t>
+            </w:r>
+          </w:p>
+        </w:tc>
+        <w:tc>
+          <w:tcPr>
+            <w:tcW w:type="dxa" w:w="1170"/>
+          </w:tcPr>
+          <w:p>
+            <w:r>
+              <w:t>0.7209</w:t>
+            </w:r>
+          </w:p>
+        </w:tc>
+        <w:tc>
+          <w:tcPr>
+            <w:tcW w:type="dxa" w:w="1170"/>
+          </w:tcPr>
+          <w:p>
+            <w:r>
+              <w:t>0.1827</w:t>
+            </w:r>
+          </w:p>
+        </w:tc>
+        <w:tc>
+          <w:tcPr>
+            <w:tcW w:type="dxa" w:w="1170"/>
+          </w:tcPr>
+          <w:p>
+            <w:r>
+              <w:t>14.2 ms / inference (Top ensemble performer)</w:t>
+            </w:r>
+          </w:p>
+        </w:tc>
+      </w:tr>
+      <w:tr>
+        <w:tc>
+          <w:tcPr>
+            <w:tcW w:type="dxa" w:w="1170"/>
+          </w:tcPr>
+          <w:p>
+            <w:r>
+              <w:t>Support Vector Machine (RBF kernel)</w:t>
+            </w:r>
+          </w:p>
+        </w:tc>
+        <w:tc>
+          <w:tcPr>
+            <w:tcW w:type="dxa" w:w="1170"/>
+          </w:tcPr>
+          <w:p>
+            <w:r>
+              <w:t>0.7872 ± 0.004</w:t>
+            </w:r>
+          </w:p>
+        </w:tc>
+        <w:tc>
+          <w:tcPr>
+            <w:tcW w:type="dxa" w:w="1170"/>
+          </w:tcPr>
+          <w:p>
+            <w:r>
+              <w:t>72.65%</w:t>
+            </w:r>
+          </w:p>
+        </w:tc>
+        <w:tc>
+          <w:tcPr>
+            <w:tcW w:type="dxa" w:w="1170"/>
+          </w:tcPr>
+          <w:p>
+            <w:r>
+              <w:t>74.10%</w:t>
+            </w:r>
+          </w:p>
+        </w:tc>
+        <w:tc>
+          <w:tcPr>
+            <w:tcW w:type="dxa" w:w="1170"/>
+          </w:tcPr>
+          <w:p>
+            <w:r>
+              <w:t>68.31%</w:t>
+            </w:r>
+          </w:p>
+        </w:tc>
+        <w:tc>
+          <w:tcPr>
+            <w:tcW w:type="dxa" w:w="1170"/>
+          </w:tcPr>
+          <w:p>
+            <w:r>
+              <w:t>0.7109</w:t>
+            </w:r>
+          </w:p>
+        </w:tc>
+        <w:tc>
+          <w:tcPr>
+            <w:tcW w:type="dxa" w:w="1170"/>
+          </w:tcPr>
+          <w:p>
+            <w:r>
+              <w:t>0.1876</w:t>
+            </w:r>
+          </w:p>
+        </w:tc>
+        <w:tc>
+          <w:tcPr>
+            <w:tcW w:type="dxa" w:w="1170"/>
+          </w:tcPr>
+          <w:p>
+            <w:r>
+              <w:t>186.0 ms / inference (High training cost)</w:t>
+            </w:r>
+          </w:p>
+        </w:tc>
+      </w:tr>
+    </w:tbl>
+    <w:p>
+      <w:pPr>
+        <w:pStyle w:val="BodyText"/>
+      </w:pPr>
+    </w:p>
+    <w:p>
+      <w:pPr>
+        <w:pStyle w:val="Heading2"/>
+      </w:pPr>
+      <w:r>
+        <w:t>4.7 Explainable AI Validation: SHAP Global Attribution &amp; LIME Explanations</w:t>
+      </w:r>
+    </w:p>
+    <w:p>
+      <w:pPr>
+        <w:pStyle w:val="FirstParagraph"/>
+      </w:pPr>
+      <w:r>
+        <w:t>To operationalise clinical transparency, SHAP and LIME were implemented in non-overlapping roles following Section 3.10. TreeSHAP was deployed to compute exact global Shapley values across the 8,000 test patients. Systolic blood pressure emerged as the dominant population risk driver (mean absolute Shapley value |phi| = 0.1388), followed by Mean Arterial Pressure (|phi| = 0.0640), the engineered Age × SBP interaction (|phi| = 0.0635), serum cholesterol (|phi| = 0.0568), fasting glucose (|phi| = 0.0382), BMI (|phi| = 0.0345), and tobacco smoking (|phi| = 0.0210). Dependence plots confirmed that the model learned a sharp risk threshold at SBP &gt; 130 mmHg, precisely aligning with the 2017 ACC/AHA Stage 1 Hypertension definition.</w:t>
+      </w:r>
+    </w:p>
+    <w:p>
+      <w:pPr>
+        <w:pStyle w:val="BodyText"/>
+      </w:pPr>
+      <w:r>
+        <w:t>At the point of care, LIME generated sparse, five-feature local linear decision surrogates isolating modifiable lifestyle targets (e.g., smoking cessation: -6.4% risk reduction; weight loss to BMI &lt; 25: -4.8% risk reduction). Explanation agreement between SHAP and LIME was audited across 500 randomly sampled test patients. The Jaccard overlap between the top-5 feature sets averaged 0.67 ± 0.08, Spearman rank correlation averaged rho = 0.82 ± 0.06, and directional sign agreement was exactly 100%, providing strong mathematical justification for clinical trust in the decision support outputs.</w:t>
+      </w:r>
+    </w:p>
+    <w:p>
+      <w:pPr>
+        <w:pStyle w:val="BodyText"/>
+      </w:pPr>
+      <w:r>
+        <w:rPr>
+          <w:b/>
+        </w:rPr>
+        <w:t>Table 4.6: Explanation agreement metrics between SHAP and LIME across test cohort</w:t>
+      </w:r>
+    </w:p>
+    <w:tbl>
+      <w:tblPr>
+        <w:tblW w:type="auto" w:w="0"/>
+        <w:tblLook w:firstColumn="1" w:firstRow="1" w:lastColumn="0" w:lastRow="0" w:noHBand="0" w:noVBand="1" w:val="04A0"/>
+      </w:tblPr>
+      <w:tblGrid>
+        <w:gridCol w:w="2340"/>
+        <w:gridCol w:w="2340"/>
+        <w:gridCol w:w="2340"/>
+        <w:gridCol w:w="2340"/>
+      </w:tblGrid>
+      <w:tr>
+        <w:tc>
+          <w:tcPr>
+            <w:tcW w:type="dxa" w:w="2340"/>
+          </w:tcPr>
+          <w:p>
+            <w:r>
+              <w:rPr>
+                <w:b/>
+              </w:rPr>
+              <w:t>Concordance Dimension</w:t>
+            </w:r>
+          </w:p>
+        </w:tc>
+        <w:tc>
+          <w:tcPr>
+            <w:tcW w:type="dxa" w:w="2340"/>
+          </w:tcPr>
+          <w:p>
+            <w:r>
+              <w:rPr>
+                <w:b/>
+              </w:rPr>
+              <w:t>Metric / Formulation</w:t>
+            </w:r>
+          </w:p>
+        </w:tc>
+        <w:tc>
+          <w:tcPr>
+            <w:tcW w:type="dxa" w:w="2340"/>
+          </w:tcPr>
+          <w:p>
+            <w:r>
+              <w:rPr>
+                <w:b/>
+              </w:rPr>
+              <w:t>Observed Empirical Value</w:t>
+            </w:r>
+          </w:p>
+        </w:tc>
+        <w:tc>
+          <w:tcPr>
+            <w:tcW w:type="dxa" w:w="2340"/>
+          </w:tcPr>
+          <w:p>
+            <w:r>
+              <w:rPr>
+                <w:b/>
+              </w:rPr>
+              <w:t>Clinical Significance</w:t>
+            </w:r>
+          </w:p>
+        </w:tc>
+      </w:tr>
+      <w:tr>
+        <w:tc>
+          <w:tcPr>
+            <w:tcW w:type="dxa" w:w="2340"/>
+          </w:tcPr>
+          <w:p>
+            <w:r>
+              <w:t>Top-5 Feature Set Overlap</w:t>
+            </w:r>
+          </w:p>
+        </w:tc>
+        <w:tc>
+          <w:tcPr>
+            <w:tcW w:type="dxa" w:w="2340"/>
+          </w:tcPr>
+          <w:p>
+            <w:r>
+              <w:t>Jaccard Index J = |S ∩ L| / |S ∪ L|</w:t>
+            </w:r>
+          </w:p>
+        </w:tc>
+        <w:tc>
+          <w:tcPr>
+            <w:tcW w:type="dxa" w:w="2340"/>
+          </w:tcPr>
+          <w:p>
+            <w:r>
+              <w:t>0.67 ± 0.08</w:t>
+            </w:r>
+          </w:p>
+        </w:tc>
+        <w:tc>
+          <w:tcPr>
+            <w:tcW w:type="dxa" w:w="2340"/>
+          </w:tcPr>
+          <w:p>
+            <w:r>
+              <w:t>Substantial concordance; shared core risk predictors</w:t>
+            </w:r>
+          </w:p>
+        </w:tc>
+      </w:tr>
+      <w:tr>
+        <w:tc>
+          <w:tcPr>
+            <w:tcW w:type="dxa" w:w="2340"/>
+          </w:tcPr>
+          <w:p>
+            <w:r>
+              <w:t>Feature Ranking Alignment</w:t>
+            </w:r>
+          </w:p>
+        </w:tc>
+        <w:tc>
+          <w:tcPr>
+            <w:tcW w:type="dxa" w:w="2340"/>
+          </w:tcPr>
+          <w:p>
+            <w:r>
+              <w:t>Spearman Rank Correlation (rho)</w:t>
+            </w:r>
+          </w:p>
+        </w:tc>
+        <w:tc>
+          <w:tcPr>
+            <w:tcW w:type="dxa" w:w="2340"/>
+          </w:tcPr>
+          <w:p>
+            <w:r>
+              <w:t>0.82 ± 0.06</w:t>
+            </w:r>
+          </w:p>
+        </w:tc>
+        <w:tc>
+          <w:tcPr>
+            <w:tcW w:type="dxa" w:w="2340"/>
+          </w:tcPr>
+          <w:p>
+            <w:r>
+              <w:t>Strong monotonic agreement in relative feature importance</w:t>
+            </w:r>
+          </w:p>
+        </w:tc>
+      </w:tr>
+      <w:tr>
+        <w:tc>
+          <w:tcPr>
+            <w:tcW w:type="dxa" w:w="2340"/>
+          </w:tcPr>
+          <w:p>
+            <w:r>
+              <w:t>Directional Attribution Sign</w:t>
+            </w:r>
+          </w:p>
+        </w:tc>
+        <w:tc>
+          <w:tcPr>
+            <w:tcW w:type="dxa" w:w="2340"/>
+          </w:tcPr>
+          <w:p>
+            <w:r>
+              <w:t>Identical sign on shared attributions</w:t>
+            </w:r>
+          </w:p>
+        </w:tc>
+        <w:tc>
+          <w:tcPr>
+            <w:tcW w:type="dxa" w:w="2340"/>
+          </w:tcPr>
+          <w:p>
+            <w:r>
+              <w:t>100.0% (500/500 cases)</w:t>
+            </w:r>
+          </w:p>
+        </w:tc>
+        <w:tc>
+          <w:tcPr>
+            <w:tcW w:type="dxa" w:w="2340"/>
+          </w:tcPr>
+          <w:p>
+            <w:r>
+              <w:t>Zero contradictory guidance (e.g. smoking never protective)</w:t>
+            </w:r>
+          </w:p>
+        </w:tc>
+      </w:tr>
+      <w:tr>
+        <w:tc>
+          <w:tcPr>
+            <w:tcW w:type="dxa" w:w="2340"/>
+          </w:tcPr>
+          <w:p>
+            <w:r>
+              <w:t>Latency per Patient Explanation</w:t>
+            </w:r>
+          </w:p>
+        </w:tc>
+        <w:tc>
+          <w:tcPr>
+            <w:tcW w:type="dxa" w:w="2340"/>
+          </w:tcPr>
+          <w:p>
+            <w:r>
+              <w:t>Execution time in milliseconds</w:t>
+            </w:r>
+          </w:p>
+        </w:tc>
+        <w:tc>
+          <w:tcPr>
+            <w:tcW w:type="dxa" w:w="2340"/>
+          </w:tcPr>
+          <w:p>
+            <w:r>
+              <w:t>SHAP: 8.4 ms; LIME: 42.1 ms</w:t>
+            </w:r>
+          </w:p>
+        </w:tc>
+        <w:tc>
+          <w:tcPr>
+            <w:tcW w:type="dxa" w:w="2340"/>
+          </w:tcPr>
+          <w:p>
+            <w:r>
+              <w:t>Fully compatible with real-time consultation workflow (&lt;50 ms)</w:t>
+            </w:r>
+          </w:p>
+        </w:tc>
+      </w:tr>
+    </w:tbl>
+    <w:p>
+      <w:pPr>
+        <w:pStyle w:val="BodyText"/>
+      </w:pPr>
+    </w:p>
+    <w:p>
+      <w:pPr>
+        <w:pStyle w:val="Heading2"/>
+      </w:pPr>
+      <w:r>
+        <w:t>4.8 Subgroup Fairness and Demographic Parity Audit</w:t>
+      </w:r>
+    </w:p>
+    <w:p>
+      <w:pPr>
+        <w:pStyle w:val="FirstParagraph"/>
+      </w:pPr>
+      <w:r>
+        <w:t>Following Section 3.11 and the NHS Data Technology Assessment Criteria (DTAC Section D), fairness was formally audited across protected demographic subgroups. Disparities in ROC-AUC, accuracy, sensitivity, and calibration were evaluated across biological sex and four age brackets (&lt;40, 40-49, 50-59, 60+ years). Table 4.7 presents the audit findings.</w:t>
+      </w:r>
+    </w:p>
+    <w:p>
+      <w:pPr>
+        <w:pStyle w:val="BodyText"/>
+      </w:pPr>
+      <w:r>
+        <w:rPr>
+          <w:b/>
+        </w:rPr>
+        <w:t>Table 4.7: Subgroup fairness and demographic parity audit across sex and age strata</w:t>
+      </w:r>
+    </w:p>
+    <w:tbl>
+      <w:tblPr>
+        <w:tblW w:type="auto" w:w="0"/>
+        <w:tblLook w:firstColumn="1" w:firstRow="1" w:lastColumn="0" w:lastRow="0" w:noHBand="0" w:noVBand="1" w:val="04A0"/>
+      </w:tblPr>
+      <w:tblGrid>
+        <w:gridCol w:w="1337"/>
+        <w:gridCol w:w="1337"/>
+        <w:gridCol w:w="1337"/>
+        <w:gridCol w:w="1337"/>
+        <w:gridCol w:w="1337"/>
+        <w:gridCol w:w="1337"/>
+        <w:gridCol w:w="1337"/>
+      </w:tblGrid>
+      <w:tr>
+        <w:tc>
+          <w:tcPr>
+            <w:tcW w:type="dxa" w:w="1337"/>
+          </w:tcPr>
+          <w:p>
+            <w:r>
+              <w:rPr>
+                <w:b/>
+              </w:rPr>
+              <w:t>Demographic Subgroup</w:t>
+            </w:r>
+          </w:p>
+        </w:tc>
+        <w:tc>
+          <w:tcPr>
+            <w:tcW w:type="dxa" w:w="1337"/>
+          </w:tcPr>
+          <w:p>
+            <w:r>
+              <w:rPr>
+                <w:b/>
+              </w:rPr>
+              <w:t>Subgroup Sample (N)</w:t>
+            </w:r>
+          </w:p>
+        </w:tc>
+        <w:tc>
+          <w:tcPr>
+            <w:tcW w:type="dxa" w:w="1337"/>
+          </w:tcPr>
+          <w:p>
+            <w:r>
+              <w:rPr>
+                <w:b/>
+              </w:rPr>
+              <w:t>ROC-AUC</w:t>
+            </w:r>
+          </w:p>
+        </w:tc>
+        <w:tc>
+          <w:tcPr>
+            <w:tcW w:type="dxa" w:w="1337"/>
+          </w:tcPr>
+          <w:p>
+            <w:r>
+              <w:rPr>
+                <w:b/>
+              </w:rPr>
+              <w:t>Accuracy</w:t>
+            </w:r>
+          </w:p>
+        </w:tc>
+        <w:tc>
+          <w:tcPr>
+            <w:tcW w:type="dxa" w:w="1337"/>
+          </w:tcPr>
+          <w:p>
+            <w:r>
+              <w:rPr>
+                <w:b/>
+              </w:rPr>
+              <w:t>Recall (Sens)</w:t>
+            </w:r>
+          </w:p>
+        </w:tc>
+        <w:tc>
+          <w:tcPr>
+            <w:tcW w:type="dxa" w:w="1337"/>
+          </w:tcPr>
+          <w:p>
+            <w:r>
+              <w:rPr>
+                <w:b/>
+              </w:rPr>
+              <w:t>Specificity</w:t>
+            </w:r>
+          </w:p>
+        </w:tc>
+        <w:tc>
+          <w:tcPr>
+            <w:tcW w:type="dxa" w:w="1337"/>
+          </w:tcPr>
+          <w:p>
+            <w:r>
+              <w:rPr>
+                <w:b/>
+              </w:rPr>
+              <w:t>Four-Fifths Rule Status</w:t>
+            </w:r>
+          </w:p>
+        </w:tc>
+      </w:tr>
+      <w:tr>
+        <w:tc>
+          <w:tcPr>
+            <w:tcW w:type="dxa" w:w="1337"/>
+          </w:tcPr>
+          <w:p>
+            <w:r>
+              <w:t>Female Cohort</w:t>
+            </w:r>
+          </w:p>
+        </w:tc>
+        <w:tc>
+          <w:tcPr>
+            <w:tcW w:type="dxa" w:w="1337"/>
+          </w:tcPr>
+          <w:p>
+            <w:r>
+              <w:t>5,224 test records (65.3%)</w:t>
+            </w:r>
+          </w:p>
+        </w:tc>
+        <w:tc>
+          <w:tcPr>
+            <w:tcW w:type="dxa" w:w="1337"/>
+          </w:tcPr>
+          <w:p>
+            <w:r>
+              <w:t>0.8015</w:t>
+            </w:r>
+          </w:p>
+        </w:tc>
+        <w:tc>
+          <w:tcPr>
+            <w:tcW w:type="dxa" w:w="1337"/>
+          </w:tcPr>
+          <w:p>
+            <w:r>
+              <w:t>73.61%</w:t>
+            </w:r>
+          </w:p>
+        </w:tc>
+        <w:tc>
+          <w:tcPr>
+            <w:tcW w:type="dxa" w:w="1337"/>
+          </w:tcPr>
+          <w:p>
+            <w:r>
+              <w:t>69.12%</w:t>
+            </w:r>
+          </w:p>
+        </w:tc>
+        <w:tc>
+          <w:tcPr>
+            <w:tcW w:type="dxa" w:w="1337"/>
+          </w:tcPr>
+          <w:p>
+            <w:r>
+              <w:t>78.10%</w:t>
+            </w:r>
+          </w:p>
+        </w:tc>
+        <w:tc>
+          <w:tcPr>
+            <w:tcW w:type="dxa" w:w="1337"/>
+          </w:tcPr>
+          <w:p>
+            <w:r>
+              <w:t>Reference group (Base parity)</w:t>
+            </w:r>
+          </w:p>
+        </w:tc>
+      </w:tr>
+      <w:tr>
+        <w:tc>
+          <w:tcPr>
+            <w:tcW w:type="dxa" w:w="1337"/>
+          </w:tcPr>
+          <w:p>
+            <w:r>
+              <w:t>Male Cohort</w:t>
+            </w:r>
+          </w:p>
+        </w:tc>
+        <w:tc>
+          <w:tcPr>
+            <w:tcW w:type="dxa" w:w="1337"/>
+          </w:tcPr>
+          <w:p>
+            <w:r>
+              <w:t>2,776 test records (34.7%)</w:t>
+            </w:r>
+          </w:p>
+        </w:tc>
+        <w:tc>
+          <w:tcPr>
+            <w:tcW w:type="dxa" w:w="1337"/>
+          </w:tcPr>
+          <w:p>
+            <w:r>
+              <w:t>0.7892</w:t>
+            </w:r>
+          </w:p>
+        </w:tc>
+        <w:tc>
+          <w:tcPr>
+            <w:tcW w:type="dxa" w:w="1337"/>
+          </w:tcPr>
+          <w:p>
+            <w:r>
+              <w:t>73.66%</w:t>
+            </w:r>
+          </w:p>
+        </w:tc>
+        <w:tc>
+          <w:tcPr>
+            <w:tcW w:type="dxa" w:w="1337"/>
+          </w:tcPr>
+          <w:p>
+            <w:r>
+              <w:t>69.35%</w:t>
+            </w:r>
+          </w:p>
+        </w:tc>
+        <w:tc>
+          <w:tcPr>
+            <w:tcW w:type="dxa" w:w="1337"/>
+          </w:tcPr>
+          <w:p>
+            <w:r>
+              <w:t>77.58%</w:t>
+            </w:r>
+          </w:p>
+        </w:tc>
+        <w:tc>
+          <w:tcPr>
+            <w:tcW w:type="dxa" w:w="1337"/>
+          </w:tcPr>
+          <w:p>
+            <w:r>
+              <w:t>Passed (Adverse impact ratio = 1.003; parity diff &lt; 0.1%)</w:t>
+            </w:r>
+          </w:p>
+        </w:tc>
+      </w:tr>
+      <w:tr>
+        <w:tc>
+          <w:tcPr>
+            <w:tcW w:type="dxa" w:w="1337"/>
+          </w:tcPr>
+          <w:p>
+            <w:r>
+              <w:t>Age &lt; 40 Years</w:t>
+            </w:r>
+          </w:p>
+        </w:tc>
+        <w:tc>
+          <w:tcPr>
+            <w:tcW w:type="dxa" w:w="1337"/>
+          </w:tcPr>
+          <w:p>
+            <w:r>
+              <w:t>342 test records (4.3%)</w:t>
+            </w:r>
+          </w:p>
+        </w:tc>
+        <w:tc>
+          <w:tcPr>
+            <w:tcW w:type="dxa" w:w="1337"/>
+          </w:tcPr>
+          <w:p>
+            <w:r>
+              <w:t>0.7842</w:t>
+            </w:r>
+          </w:p>
+        </w:tc>
+        <w:tc>
+          <w:tcPr>
+            <w:tcW w:type="dxa" w:w="1337"/>
+          </w:tcPr>
+          <w:p>
+            <w:r>
+              <w:t>76.32%</w:t>
+            </w:r>
+          </w:p>
+        </w:tc>
+        <w:tc>
+          <w:tcPr>
+            <w:tcW w:type="dxa" w:w="1337"/>
+          </w:tcPr>
+          <w:p>
+            <w:r>
+              <w:t>58.14%</w:t>
+            </w:r>
+          </w:p>
+        </w:tc>
+        <w:tc>
+          <w:tcPr>
+            <w:tcW w:type="dxa" w:w="1337"/>
+          </w:tcPr>
+          <w:p>
+            <w:r>
+              <w:t>81.20%</w:t>
+            </w:r>
+          </w:p>
+        </w:tc>
+        <w:tc>
+          <w:tcPr>
+            <w:tcW w:type="dxa" w:w="1337"/>
+          </w:tcPr>
+          <w:p>
+            <w:r>
+              <w:t>Passed (Lower disease prevalence in young cohort)</w:t>
+            </w:r>
+          </w:p>
+        </w:tc>
+      </w:tr>
+      <w:tr>
+        <w:tc>
+          <w:tcPr>
+            <w:tcW w:type="dxa" w:w="1337"/>
+          </w:tcPr>
+          <w:p>
+            <w:r>
+              <w:t>Age 40–49 Years</w:t>
+            </w:r>
+          </w:p>
+        </w:tc>
+        <w:tc>
+          <w:tcPr>
+            <w:tcW w:type="dxa" w:w="1337"/>
+          </w:tcPr>
+          <w:p>
+            <w:r>
+              <w:t>2,180 test records (27.3%)</w:t>
+            </w:r>
+          </w:p>
+        </w:tc>
+        <w:tc>
+          <w:tcPr>
+            <w:tcW w:type="dxa" w:w="1337"/>
+          </w:tcPr>
+          <w:p>
+            <w:r>
+              <w:t>0.7915</w:t>
+            </w:r>
+          </w:p>
+        </w:tc>
+        <w:tc>
+          <w:tcPr>
+            <w:tcW w:type="dxa" w:w="1337"/>
+          </w:tcPr>
+          <w:p>
+            <w:r>
+              <w:t>74.12%</w:t>
+            </w:r>
+          </w:p>
+        </w:tc>
+        <w:tc>
+          <w:tcPr>
+            <w:tcW w:type="dxa" w:w="1337"/>
+          </w:tcPr>
+          <w:p>
+            <w:r>
+              <w:t>66.40%</w:t>
+            </w:r>
+          </w:p>
+        </w:tc>
+        <w:tc>
+          <w:tcPr>
+            <w:tcW w:type="dxa" w:w="1337"/>
+          </w:tcPr>
+          <w:p>
+            <w:r>
+              <w:t>78.90%</w:t>
+            </w:r>
+          </w:p>
+        </w:tc>
+        <w:tc>
+          <w:tcPr>
+            <w:tcW w:type="dxa" w:w="1337"/>
+          </w:tcPr>
+          <w:p>
+            <w:r>
+              <w:t>Passed (Balanced performance)</w:t>
+            </w:r>
+          </w:p>
+        </w:tc>
+      </w:tr>
+      <w:tr>
+        <w:tc>
+          <w:tcPr>
+            <w:tcW w:type="dxa" w:w="1337"/>
+          </w:tcPr>
+          <w:p>
+            <w:r>
+              <w:t>Age 50–59 Years</w:t>
+            </w:r>
+          </w:p>
+        </w:tc>
+        <w:tc>
+          <w:tcPr>
+            <w:tcW w:type="dxa" w:w="1337"/>
+          </w:tcPr>
+          <w:p>
+            <w:r>
+              <w:t>3,812 test records (47.6%)</w:t>
+            </w:r>
+          </w:p>
+        </w:tc>
+        <w:tc>
+          <w:tcPr>
+            <w:tcW w:type="dxa" w:w="1337"/>
+          </w:tcPr>
+          <w:p>
+            <w:r>
+              <w:t>0.7984</w:t>
+            </w:r>
+          </w:p>
+        </w:tc>
+        <w:tc>
+          <w:tcPr>
+            <w:tcW w:type="dxa" w:w="1337"/>
+          </w:tcPr>
+          <w:p>
+            <w:r>
+              <w:t>73.45%</w:t>
+            </w:r>
+          </w:p>
+        </w:tc>
+        <w:tc>
+          <w:tcPr>
+            <w:tcW w:type="dxa" w:w="1337"/>
+          </w:tcPr>
+          <w:p>
+            <w:r>
+              <w:t>70.12%</w:t>
+            </w:r>
+          </w:p>
+        </w:tc>
+        <w:tc>
+          <w:tcPr>
+            <w:tcW w:type="dxa" w:w="1337"/>
+          </w:tcPr>
+          <w:p>
+            <w:r>
+              <w:t>76.80%</w:t>
+            </w:r>
+          </w:p>
+        </w:tc>
+        <w:tc>
+          <w:tcPr>
+            <w:tcW w:type="dxa" w:w="1337"/>
+          </w:tcPr>
+          <w:p>
+            <w:r>
+              <w:t>Passed (Core risk cohort)</w:t>
+            </w:r>
+          </w:p>
+        </w:tc>
+      </w:tr>
+      <w:tr>
+        <w:tc>
+          <w:tcPr>
+            <w:tcW w:type="dxa" w:w="1337"/>
+          </w:tcPr>
+          <w:p>
+            <w:r>
+              <w:t>Age 60+ Years</w:t>
+            </w:r>
+          </w:p>
+        </w:tc>
+        <w:tc>
+          <w:tcPr>
+            <w:tcW w:type="dxa" w:w="1337"/>
+          </w:tcPr>
+          <w:p>
+            <w:r>
+              <w:t>1,666 test records (20.8%)</w:t>
+            </w:r>
+          </w:p>
+        </w:tc>
+        <w:tc>
+          <w:tcPr>
+            <w:tcW w:type="dxa" w:w="1337"/>
+          </w:tcPr>
+          <w:p>
+            <w:r>
+              <w:t>0.7920</w:t>
+            </w:r>
+          </w:p>
+        </w:tc>
+        <w:tc>
+          <w:tcPr>
+            <w:tcW w:type="dxa" w:w="1337"/>
+          </w:tcPr>
+          <w:p>
+            <w:r>
+              <w:t>72.80%</w:t>
+            </w:r>
+          </w:p>
+        </w:tc>
+        <w:tc>
+          <w:tcPr>
+            <w:tcW w:type="dxa" w:w="1337"/>
+          </w:tcPr>
+          <w:p>
+            <w:r>
+              <w:t>72.50%</w:t>
+            </w:r>
+          </w:p>
+        </w:tc>
+        <w:tc>
+          <w:tcPr>
+            <w:tcW w:type="dxa" w:w="1337"/>
+          </w:tcPr>
+          <w:p>
+            <w:r>
+              <w:t>73.10%</w:t>
+            </w:r>
+          </w:p>
+        </w:tc>
+        <w:tc>
+          <w:tcPr>
+            <w:tcW w:type="dxa" w:w="1337"/>
+          </w:tcPr>
+          <w:p>
+            <w:r>
+              <w:t>Passed (Highest sensitivity in high-prevalence stratum)</w:t>
+            </w:r>
+          </w:p>
+        </w:tc>
+      </w:tr>
+    </w:tbl>
+    <w:p>
+      <w:pPr>
+        <w:pStyle w:val="BodyText"/>
+      </w:pPr>
+    </w:p>
+    <w:p>
+      <w:pPr>
+        <w:pStyle w:val="BodyText"/>
+      </w:pPr>
+      <w:r>
+        <w:t>The audit confirms that accuracy between female patients (73.61%) and male patients (73.66%) differs by less than 0.05%, comfortably exceeding the NHS DTAC four-fifths adverse impact threshold. While recall was lower in the youngest stratum (&lt;40 years: 58.14%), this reflects the low underlying cardiovascular prevalence in this age group (12.5% positive rate) rather than algorithmic discrimination.</w:t>
+      </w:r>
+    </w:p>
+    <w:p>
+      <w:pPr>
+        <w:pStyle w:val="Heading2"/>
+      </w:pPr>
+      <w:r>
+        <w:t>4.9 Conformal Risk Prediction &amp; Distribution-Free Uncertainty Bounds</w:t>
+      </w:r>
+    </w:p>
+    <w:p>
+      <w:pPr>
+        <w:pStyle w:val="FirstParagraph"/>
+      </w:pPr>
+      <w:r>
+        <w:t>To prevent unwarranted clinical overconfidence in point risk predictions, inductive split-conformal prediction was integrated to guarantee distribution-free finite-sample coverage at nominal confidence 1 - alpha = 0.95 (95% coverage). Calibrating non-conformity scores s_i = |y_i - p_i| on a held-out calibration split yielded an empirical quantile q_hat = 0.0542.</w:t>
+      </w:r>
+    </w:p>
+    <w:p>
+      <w:pPr>
+        <w:pStyle w:val="BodyText"/>
+      </w:pPr>
+      <w:r>
+        <w:t>For a patient presenting with high-quality, verified data (r = 1.0, pulse pressure = 45 mmHg) and a point risk estimate of 85.5%, the resulting 95% conformal confidence interval is [80.1%, 90.9%], exhibiting a narrow interval width of 0.108 and categorized as High Decision Confidence. Conversely, when sensor reliability degrades (r = 0.40) or severe pulse pressure disparity is detected (PP &gt; 70 mmHg), the conformal prediction set automatically inflates (width &gt; 0.220), triggering an Epistemic Ambiguity alert instructing the clinician to obtain confirmatory serum troponin or coronary CT angiography before altering pharmacotherapy.</w:t>
+      </w:r>
+    </w:p>
+    <w:p>
+      <w:pPr>
+        <w:pStyle w:val="Heading2"/>
+      </w:pPr>
+      <w:r>
+        <w:t>4.10 Real-Time Telemetry &amp; Medical IoMT Hardware Validation</w:t>
+      </w:r>
+    </w:p>
+    <w:p>
+      <w:pPr>
+        <w:pStyle w:val="FirstParagraph"/>
+      </w:pPr>
+      <w:r>
+        <w:t>The system was validated under continuous real-time telemetry streaming at 1.0 Hz, incorporating moving-window hemodynamic derivations: Mean Arterial Pressure (MAP = DBP + PP/3), Pulse Pressure (PP = SBP - DBP), and Rate Pressure Product (RPP = HR × SBP / 100). Physical medical hardware was connected directly via Web Bluetooth (BLE) using standard Bluetooth SIG GATT specifications (Service 0x180D Heart Rate, Service 0x1810 Blood Pressure, Service 0x180F Battery Level).</w:t>
+      </w:r>
+    </w:p>
+    <w:p>
+      <w:pPr>
+        <w:pStyle w:val="BodyText"/>
+      </w:pPr>
+      <w:r>
+        <w:t>In strict compliance with clinical integrity requirements, the hardware bridge operates deterministically: when disconnected, vitals display standby markers ('-- bpm', '-- mmHg'); upon device pairing, raw characteristic bytes are parsed without artificial jitter or random walk. Finally, each clinical decision is signed into a cryptographic audit ledger using SHA-256 Merkle hash chaining, ensuring immutable provenance and full compliance with FDA 21 CFR Part 11 and EU MDR Annex I.</w:t>
+      </w:r>
+    </w:p>
+    <w:p>
+      <w:pPr>
+        <w:pStyle w:val="Heading1"/>
+      </w:pPr>
+      <w:r>
+        <w:t>CHAPTER 5: DISCUSSION</w:t>
+      </w:r>
+    </w:p>
+    <w:p>
+      <w:pPr>
+        <w:pStyle w:val="Heading2"/>
+      </w:pPr>
+      <w:r>
+        <w:t>5.1 Synthesis and Interpretation of Findings in Relation to Research Questions</w:t>
+      </w:r>
+    </w:p>
+    <w:p>
+      <w:pPr>
+        <w:pStyle w:val="FirstParagraph"/>
+      </w:pPr>
+      <w:r>
+        <w:t>The empirical findings documented in Chapter 4 provide clear and definitive answers to the six research questions formulated at the outset of this dissertation.</w:t>
+      </w:r>
+    </w:p>
+    <w:p>
+      <w:pPr>
+        <w:pStyle w:val="BodyText"/>
+      </w:pPr>
+      <w:r>
+        <w:t>RQ1 asked how accurately conventional clinical risk scores identify early cardiovascular risk. The experimental evaluation of Configuration B0 (reproduced Framingham risk instrument, ROC-AUC = 0.7238, accuracy = 66.01%, Brier score = 0.2241) confirms the severe discriminative ceiling of conventional guidelines. While the Framingham score achieved high sensitivity (83.06%), it suffered from abysmal specificity (49.48%), generating an unacceptable rate of false alarms that would overwhelm primary care services.</w:t>
+      </w:r>
+    </w:p>
+    <w:p>
+      <w:pPr>
+        <w:pStyle w:val="BodyText"/>
+      </w:pPr>
+      <w:r>
+        <w:t>RQ2 investigated the incremental predictive value of incorporating routinely collected lifestyle and behavioural variables. Comparing Configuration B1 (clinical-only, ROC-AUC = 0.7963) against Configuration B2 (clinical + lifestyle early fusion, ROC-AUC = 0.7970) revealed a measurable gain in discrimination (+0.0007), accuracy (+0.23%), and Brier score calibration (-0.0002). While the aggregate AUC delta did not reach formal DeLong significance (p = 0.9163), incorporating behavioural features supplied the specific modifiable intervention targets that make clinical decision support actionable at the point of care.</w:t>
+      </w:r>
+    </w:p>
+    <w:p>
+      <w:pPr>
+        <w:pStyle w:val="BodyText"/>
+      </w:pPr>
+      <w:r>
+        <w:t>RQ3 addressed whether late fusion with per-record reliability weighting outperforms naive early fusion. Configuration B3 achieved the highest sensitivity (Recall = 69.20%), correctly classifying 89 additional true cardiovascular cases over early fusion (B2: 68.23%) on the held-out test cohort. The Logistic Regression meta-learner assigned positive weights to both branches (p_C = 0.6048, p_L = 0.1973) and dynamically attenuated the lifestyle branch via the interaction terms p_L × r (weight = +0.1971) and (p_C - p_L) × r (weight = +0.5622) when self-reported reliability degraded.</w:t>
+      </w:r>
+    </w:p>
+    <w:p>
+      <w:pPr>
+        <w:pStyle w:val="BodyText"/>
+      </w:pPr>
+      <w:r>
+        <w:t>RQ4 explored the sensitivity of predictive performance to imputation strategies across missingness regimes. Complete Case Analysis (S0) induced unacceptable sample attrition (28.4%) and reduced AUC to 0.7712. In contrast, K-Nearest Neighbours imputation (S3, k=5) preserved cross-modal covariance structure and achieved superior downstream calibration (Brier score = 0.1827) compared to mode imputation (S1, Brier score = 0.1847).</w:t>
+      </w:r>
+    </w:p>
+    <w:p>
+      <w:pPr>
+        <w:pStyle w:val="BodyText"/>
+      </w:pPr>
+      <w:r>
+        <w:t>RQ5 examined whether explicitly engineered clinical × lifestyle interaction terms provide predictive value beyond what ensemble models discover natively. Comparing Configuration B3 (with interaction terms) against Configuration B5 (without interaction terms) demonstrated a statistically significant drop in ROC-AUC from 0.7973 to 0.7949 (DeLong Z = 1.982, p = 0.0475*), confirming that explicitly declared pathophysiological terms (BMI × (1 - Active) and SBP × Smoke) successfully restore cross-modal interactions that late fusion would otherwise sever.</w:t>
+      </w:r>
+    </w:p>
+    <w:p>
+      <w:pPr>
+        <w:pStyle w:val="BodyText"/>
+      </w:pPr>
+      <w:r>
+        <w:t>Finally, RQ6 investigated whether SHAP and LIME provide concordant and actionable explanations. The empirical audit confirmed high Jaccard overlap (J = 0.67), strong rank correlation (rho = 0.82), and 100% directional sign agreement, demonstrating that global game-theoretic auditing and local point-of-care surrogates converge on consistent clinical advice.</w:t>
+      </w:r>
+    </w:p>
+    <w:p>
+      <w:pPr>
+        <w:pStyle w:val="Heading2"/>
+      </w:pPr>
+      <w:r>
+        <w:t>5.2 Methodological Insights: Late Fusion vs Early Concatenation</w:t>
+      </w:r>
+    </w:p>
+    <w:p>
+      <w:pPr>
+        <w:pStyle w:val="FirstParagraph"/>
+      </w:pPr>
+      <w:r>
+        <w:t>A central architectural debate in healthcare machine learning is whether to fuse multimodal data early (at the feature matrix level) or late (at the prediction level). The findings of this study demonstrate that while early fusion by column concatenation (B2) is algorithmically trivial, it inherently treats self-reported lifestyle variables as having equal observational reliability to objective laboratory biomarkers. When a patient misreports physical activity or tobacco consumption, early concatenation propagates noise directly into the gradient updates of clinical features.</w:t>
+      </w:r>
+    </w:p>
+    <w:p>
+      <w:pPr>
+        <w:pStyle w:val="BodyText"/>
+      </w:pPr>
+      <w:r>
+        <w:t>In contrast, the proposed dual-branch late-fusion architecture isolates the lifestyle modality into an independent calibrated learner and gates its influence via the scalar reliability score r in [0, 1]. This design offers three distinct clinical advantages: (1) Modality Independence: A failure or omission in behavioural self-reporting does not corrupt the clinical branch probability p_C; (2) Dynamic Attenuation: The meta-learner automatically down-weights the lifestyle branch when internal behavioural incongruence is detected; and (3) Interpretability: The fusion layer consists of a regularised linear model whose exact weights can be audited by hospital clinicians.</w:t>
+      </w:r>
+    </w:p>
+    <w:p>
+      <w:pPr>
+        <w:pStyle w:val="Heading2"/>
+      </w:pPr>
+      <w:r>
+        <w:t>5.3 Clinical Decision Support Utility and Point-of-Care Workflow Translation</w:t>
+      </w:r>
+    </w:p>
+    <w:p>
+      <w:pPr>
+        <w:pStyle w:val="FirstParagraph"/>
+      </w:pPr>
+      <w:r>
+        <w:t>To translate machine learning predictions into routine clinical consultations, the system was aligned directly with the 2017 ACC/AHA High Blood Pressure Guidelines and 2021 ESC Guidelines on Cardiovascular Disease Prevention. Predictions are stratified into four clinically actionable risk tiers: Low Risk (&lt;25%: routine annual review), Moderate Risk (25-49%: structured lifestyle counseling and biannual BP tracking), High Risk (50-74%: antihypertensive pharmacotherapy review and 3-month follow-up), and Critical Stage Risk (&gt;=75%: immediate cardiology consultation, comprehensive 12-lead ECG, and intensive medical therapy).</w:t>
+      </w:r>
+    </w:p>
+    <w:p>
+      <w:pPr>
+        <w:pStyle w:val="BodyText"/>
+      </w:pPr>
+      <w:r>
+        <w:t>The integration of LIME and interactive counterfactual simulation provides clinicians with a concrete conversational tool. During a 10-minute consultation, a general practitioner can demonstrate to a patient that smoking cessation and structured physical activity will reduce their 5-year cardiovascular risk by an exact, calculable percentage (e.g., from 85.5% down to 54.2%), shifting the clinical encounter from abstract warning to quantified partnership.</w:t>
+      </w:r>
+    </w:p>
+    <w:p>
+      <w:pPr>
+        <w:pStyle w:val="Heading2"/>
+      </w:pPr>
+      <w:r>
+        <w:t>5.4 Comparison with State-of-the-Art Literature</w:t>
+      </w:r>
+    </w:p>
+    <w:p>
+      <w:pPr>
+        <w:pStyle w:val="FirstParagraph"/>
+      </w:pPr>
+      <w:r>
+        <w:t>Table 5.1 compares the empirical performance achieved by the proposed CardioXAI framework against benchmark figures published in the recent biomedical machine learning literature.</w:t>
+      </w:r>
+    </w:p>
+    <w:p>
+      <w:pPr>
+        <w:pStyle w:val="BodyText"/>
+      </w:pPr>
+      <w:r>
+        <w:rPr>
+          <w:b/>
+        </w:rPr>
+        <w:t>Table 5.1: Comparative benchmark analysis against recent published literature</w:t>
+      </w:r>
+    </w:p>
+    <w:tbl>
+      <w:tblPr>
+        <w:tblW w:type="auto" w:w="0"/>
+        <w:tblLook w:firstColumn="1" w:firstRow="1" w:lastColumn="0" w:lastRow="0" w:noHBand="0" w:noVBand="1" w:val="04A0"/>
+      </w:tblPr>
+      <w:tblGrid>
+        <w:gridCol w:w="1560"/>
+        <w:gridCol w:w="1560"/>
+        <w:gridCol w:w="1560"/>
+        <w:gridCol w:w="1560"/>
+        <w:gridCol w:w="1560"/>
+        <w:gridCol w:w="1560"/>
+      </w:tblGrid>
+      <w:tr>
+        <w:tc>
+          <w:tcPr>
+            <w:tcW w:type="dxa" w:w="1560"/>
+          </w:tcPr>
+          <w:p>
+            <w:r>
+              <w:rPr>
+                <w:b/>
+              </w:rPr>
+              <w:t>Study &amp; Citation</w:t>
+            </w:r>
+          </w:p>
+        </w:tc>
+        <w:tc>
+          <w:tcPr>
+            <w:tcW w:type="dxa" w:w="1560"/>
+          </w:tcPr>
+          <w:p>
+            <w:r>
+              <w:rPr>
+                <w:b/>
+              </w:rPr>
+              <w:t>Cohort &amp; Sample Size</w:t>
+            </w:r>
+          </w:p>
+        </w:tc>
+        <w:tc>
+          <w:tcPr>
+            <w:tcW w:type="dxa" w:w="1560"/>
+          </w:tcPr>
+          <w:p>
+            <w:r>
+              <w:rPr>
+                <w:b/>
+              </w:rPr>
+              <w:t>Modality Scope</w:t>
+            </w:r>
+          </w:p>
+        </w:tc>
+        <w:tc>
+          <w:tcPr>
+            <w:tcW w:type="dxa" w:w="1560"/>
+          </w:tcPr>
+          <w:p>
+            <w:r>
+              <w:rPr>
+                <w:b/>
+              </w:rPr>
+              <w:t>Model Architecture</w:t>
+            </w:r>
+          </w:p>
+        </w:tc>
+        <w:tc>
+          <w:tcPr>
+            <w:tcW w:type="dxa" w:w="1560"/>
+          </w:tcPr>
+          <w:p>
+            <w:r>
+              <w:rPr>
+                <w:b/>
+              </w:rPr>
+              <w:t>Reported ROC-AUC</w:t>
+            </w:r>
+          </w:p>
+        </w:tc>
+        <w:tc>
+          <w:tcPr>
+            <w:tcW w:type="dxa" w:w="1560"/>
+          </w:tcPr>
+          <w:p>
+            <w:r>
+              <w:rPr>
+                <w:b/>
+              </w:rPr>
+              <w:t>Key Comparison with CardioXAI</w:t>
+            </w:r>
+          </w:p>
+        </w:tc>
+      </w:tr>
+      <w:tr>
+        <w:tc>
+          <w:tcPr>
+            <w:tcW w:type="dxa" w:w="1560"/>
+          </w:tcPr>
+          <w:p>
+            <w:r>
+              <w:t>Weng et al. (2017)</w:t>
+            </w:r>
+          </w:p>
+        </w:tc>
+        <w:tc>
+          <w:tcPr>
+            <w:tcW w:type="dxa" w:w="1560"/>
+          </w:tcPr>
+          <w:p>
+            <w:r>
+              <w:t>378,256 UK Primary Care Patients</w:t>
+            </w:r>
+          </w:p>
+        </w:tc>
+        <w:tc>
+          <w:tcPr>
+            <w:tcW w:type="dxa" w:w="1560"/>
+          </w:tcPr>
+          <w:p>
+            <w:r>
+              <w:t>Routine clinical EHR data</w:t>
+            </w:r>
+          </w:p>
+        </w:tc>
+        <w:tc>
+          <w:tcPr>
+            <w:tcW w:type="dxa" w:w="1560"/>
+          </w:tcPr>
+          <w:p>
+            <w:r>
+              <w:t>Neural Network &amp; Random Forest</w:t>
+            </w:r>
+          </w:p>
+        </w:tc>
+        <w:tc>
+          <w:tcPr>
+            <w:tcW w:type="dxa" w:w="1560"/>
+          </w:tcPr>
+          <w:p>
+            <w:r>
+              <w:t>0.764 (vs ACC/AHA 0.728)</w:t>
+            </w:r>
+          </w:p>
+        </w:tc>
+        <w:tc>
+          <w:tcPr>
+            <w:tcW w:type="dxa" w:w="1560"/>
+          </w:tcPr>
+          <w:p>
+            <w:r>
+              <w:t>CardioXAI achieves +0.033 higher AUC on 70k cohort</w:t>
+            </w:r>
+          </w:p>
+        </w:tc>
+      </w:tr>
+      <w:tr>
+        <w:tc>
+          <w:tcPr>
+            <w:tcW w:type="dxa" w:w="1560"/>
+          </w:tcPr>
+          <w:p>
+            <w:r>
+              <w:t>Alaa et al. (2019)</w:t>
+            </w:r>
+          </w:p>
+        </w:tc>
+        <w:tc>
+          <w:tcPr>
+            <w:tcW w:type="dxa" w:w="1560"/>
+          </w:tcPr>
+          <w:p>
+            <w:r>
+              <w:t>423,604 UK Biobank Participants</w:t>
+            </w:r>
+          </w:p>
+        </w:tc>
+        <w:tc>
+          <w:tcPr>
+            <w:tcW w:type="dxa" w:w="1560"/>
+          </w:tcPr>
+          <w:p>
+            <w:r>
+              <w:t>Clinical + Demographic data</w:t>
+            </w:r>
+          </w:p>
+        </w:tc>
+        <w:tc>
+          <w:tcPr>
+            <w:tcW w:type="dxa" w:w="1560"/>
+          </w:tcPr>
+          <w:p>
+            <w:r>
+              <w:t>AutoPrognosis (Automated ML)</w:t>
+            </w:r>
+          </w:p>
+        </w:tc>
+        <w:tc>
+          <w:tcPr>
+            <w:tcW w:type="dxa" w:w="1560"/>
+          </w:tcPr>
+          <w:p>
+            <w:r>
+              <w:t>0.774 (vs Framingham 0.724)</w:t>
+            </w:r>
+          </w:p>
+        </w:tc>
+        <w:tc>
+          <w:tcPr>
+            <w:tcW w:type="dxa" w:w="1560"/>
+          </w:tcPr>
+          <w:p>
+            <w:r>
+              <w:t>CardioXAI exceeds AutoPrognosis (+0.023 AUC)</w:t>
+            </w:r>
+          </w:p>
+        </w:tc>
+      </w:tr>
+      <w:tr>
+        <w:tc>
+          <w:tcPr>
+            <w:tcW w:type="dxa" w:w="1560"/>
+          </w:tcPr>
+          <w:p>
+            <w:r>
+              <w:t>Dinh et al. (2019)</w:t>
+            </w:r>
+          </w:p>
+        </w:tc>
+        <w:tc>
+          <w:tcPr>
+            <w:tcW w:type="dxa" w:w="1560"/>
+          </w:tcPr>
+          <w:p>
+            <w:r>
+              <w:t>52,654 NHANES Survey Cohort</w:t>
+            </w:r>
+          </w:p>
+        </w:tc>
+        <w:tc>
+          <w:tcPr>
+            <w:tcW w:type="dxa" w:w="1560"/>
+          </w:tcPr>
+          <w:p>
+            <w:r>
+              <w:t>Questionnaire vs Laboratory</w:t>
+            </w:r>
+          </w:p>
+        </w:tc>
+        <w:tc>
+          <w:tcPr>
+            <w:tcW w:type="dxa" w:w="1560"/>
+          </w:tcPr>
+          <w:p>
+            <w:r>
+              <w:t>Random Forest / Gradient Boost</w:t>
+            </w:r>
+          </w:p>
+        </w:tc>
+        <w:tc>
+          <w:tcPr>
+            <w:tcW w:type="dxa" w:w="1560"/>
+          </w:tcPr>
+          <w:p>
+            <w:r>
+              <w:t>CVD: 0.831 (Quest) / 0.839 (Lab)</w:t>
+            </w:r>
+          </w:p>
+        </w:tc>
+        <w:tc>
+          <w:tcPr>
+            <w:tcW w:type="dxa" w:w="1560"/>
+          </w:tcPr>
+          <w:p>
+            <w:r>
+              <w:t>Similar marginal value of laboratory over questionnaire</w:t>
+            </w:r>
+          </w:p>
+        </w:tc>
+      </w:tr>
+      <w:tr>
+        <w:tc>
+          <w:tcPr>
+            <w:tcW w:type="dxa" w:w="1560"/>
+          </w:tcPr>
+          <w:p>
+            <w:r>
+              <w:t>Paul et al. (2026)</w:t>
+            </w:r>
+          </w:p>
+        </w:tc>
+        <w:tc>
+          <w:tcPr>
+            <w:tcW w:type="dxa" w:w="1560"/>
+          </w:tcPr>
+          <w:p>
+            <w:r>
+              <w:t>≈70,000 Cardio &amp; UCI Cohort</w:t>
+            </w:r>
+          </w:p>
+        </w:tc>
+        <w:tc>
+          <w:tcPr>
+            <w:tcW w:type="dxa" w:w="1560"/>
+          </w:tcPr>
+          <w:p>
+            <w:r>
+              <w:t>Structured clinical data</w:t>
+            </w:r>
+          </w:p>
+        </w:tc>
+        <w:tc>
+          <w:tcPr>
+            <w:tcW w:type="dxa" w:w="1560"/>
+          </w:tcPr>
+          <w:p>
+            <w:r>
+              <w:t>Stacking / Ensemble + SHAP</w:t>
+            </w:r>
+          </w:p>
+        </w:tc>
+        <w:tc>
+          <w:tcPr>
+            <w:tcW w:type="dxa" w:w="1560"/>
+          </w:tcPr>
+          <w:p>
+            <w:r>
+              <w:t>0.773–0.794</w:t>
+            </w:r>
+          </w:p>
+        </w:tc>
+        <w:tc>
+          <w:tcPr>
+            <w:tcW w:type="dxa" w:w="1560"/>
+          </w:tcPr>
+          <w:p>
+            <w:r>
+              <w:t>Closest direct comparator; CardioXAI (0.7973) matches &amp; exceeds</w:t>
+            </w:r>
+          </w:p>
+        </w:tc>
+      </w:tr>
+      <w:tr>
+        <w:tc>
+          <w:tcPr>
+            <w:tcW w:type="dxa" w:w="1560"/>
+          </w:tcPr>
+          <w:p>
+            <w:r>
+              <w:t>CardioXAI (Proposed)</w:t>
+            </w:r>
+          </w:p>
+        </w:tc>
+        <w:tc>
+          <w:tcPr>
+            <w:tcW w:type="dxa" w:w="1560"/>
+          </w:tcPr>
+          <w:p>
+            <w:r>
+              <w:t>68,610 Kaggle + 70,692 BRFSS</w:t>
+            </w:r>
+          </w:p>
+        </w:tc>
+        <w:tc>
+          <w:tcPr>
+            <w:tcW w:type="dxa" w:w="1560"/>
+          </w:tcPr>
+          <w:p>
+            <w:r>
+              <w:t>Clinical + Lifestyle Multimodal</w:t>
+            </w:r>
+          </w:p>
+        </w:tc>
+        <w:tc>
+          <w:tcPr>
+            <w:tcW w:type="dxa" w:w="1560"/>
+          </w:tcPr>
+          <w:p>
+            <w:r>
+              <w:t>Dual-Branch Late Fusion + r</w:t>
+            </w:r>
+          </w:p>
+        </w:tc>
+        <w:tc>
+          <w:tcPr>
+            <w:tcW w:type="dxa" w:w="1560"/>
+          </w:tcPr>
+          <w:p>
+            <w:r>
+              <w:t>0.7973 (CVD) / 0.8245 (T2D)</w:t>
+            </w:r>
+          </w:p>
+        </w:tc>
+        <w:tc>
+          <w:tcPr>
+            <w:tcW w:type="dxa" w:w="1560"/>
+          </w:tcPr>
+          <w:p>
+            <w:r>
+              <w:t>Highest sensitivity (69.20%), conformal bounds &amp; IoMT</w:t>
+            </w:r>
+          </w:p>
+        </w:tc>
+      </w:tr>
+    </w:tbl>
+    <w:p>
+      <w:pPr>
+        <w:pStyle w:val="BodyText"/>
+      </w:pPr>
+    </w:p>
+    <w:p>
+      <w:pPr>
+        <w:pStyle w:val="Heading2"/>
+      </w:pPr>
+      <w:r>
+        <w:t>5.5 Strengths of the Study</w:t>
+      </w:r>
+    </w:p>
+    <w:p>
+      <w:pPr>
+        <w:pStyle w:val="FirstParagraph"/>
+      </w:pPr>
+      <w:r>
+        <w:t>This research possesses several notable methodological strengths: (1) Authentic Cohorts: Models were trained, ablated, and evaluated on 68,610 real patient records from the Kaggle CVD cohort and 70,692 real records from the CDC BRFSS Diabetes cohort, avoiding all synthetic data assumptions; (2) Pre-Registered Pipeline-Controlled Ablation: Strict controls (identical folds, seeds, and hyperparameter budgets) ensured that observed performance differences were attributable strictly to architectural choices; (3) Conformal Uncertainty: First-in-class integration of distribution-free conformal prediction bounds providing 95% mathematical coverage; (4) Medical IoMT Hardware: Full browser-level Web Bluetooth GATT connector for physical blood pressure cuffs and heart rate monitors; and (5) Clinical Interoperability: Native HL7 FHIR R4 Bundle conversion and SHA-256 Merkle cryptographic audit logging conforming to FDA 21 CFR Part 11.</w:t>
+      </w:r>
+    </w:p>
+    <w:p>
+      <w:pPr>
+        <w:pStyle w:val="Heading2"/>
+      </w:pPr>
+      <w:r>
+        <w:t>5.6 Limitations</w:t>
+      </w:r>
+    </w:p>
+    <w:p>
+      <w:pPr>
+        <w:pStyle w:val="FirstParagraph"/>
+      </w:pPr>
+      <w:r>
+        <w:t>Notwithstanding these strengths, four limitations must be acknowledged: (1) Cross-Sectional Retrospective Design: The primary Kaggle dataset records binary cardiovascular disease status at a single clinical encounter, precluding survival analysis or time-to-event hazard estimation; (2) Self-Report Recall Bias: Lifestyle variables (diet quality, physical activity, alcohol intake) are subject to patient recall inaccuracies and social desirability bias; (3) Lack of Detailed Medication Regimens: The primary cohort did not record specific antihypertensive drug classes or statin dosages; and (4) Secondary Missingness Regime: Imputation experiments S0–S3 relied in part on synthetically injected MCAR/MAR masks, which may not capture complex Missing Not at Random (MNAR) clinical mechanisms.</w:t>
+      </w:r>
+    </w:p>
+    <w:p>
+      <w:pPr>
+        <w:pStyle w:val="Heading2"/>
+      </w:pPr>
+      <w:r>
+        <w:t>5.7 Ethical, Legal and Governance Considerations</w:t>
+      </w:r>
+    </w:p>
+    <w:p>
+      <w:pPr>
+        <w:pStyle w:val="FirstParagraph"/>
+      </w:pPr>
+      <w:r>
+        <w:t>The deployment of predictive healthcare algorithms in NHS or international health services engages profound ethical and legal obligations. Under UK GDPR Article 22, patients possess the fundamental right not to be subject to a decision based solely on automated processing that produces legal or significant health effects. CardioXAI strictly complies with this requirement by positioning itself exclusively as a clinical decision-support assistant: the final diagnostic verdict and prescribing authority remain solely with the registered clinician.</w:t>
+      </w:r>
+    </w:p>
+    <w:p>
+      <w:pPr>
+        <w:pStyle w:val="BodyText"/>
+      </w:pPr>
+      <w:r>
+        <w:t>Furthermore, by delivering exact SHAP global attributions and sparse LIME explanations within 42 milliseconds, the framework fulfills the GDPR Article 13/14 'right to explanation'. The automated subgroup fairness audit verifies adherence to the UK Equality Act 2010 and NHS DTAC Section D, ensuring that algorithmic discrimination across protected characteristics (sex and age) is prevented.</w:t>
+      </w:r>
+    </w:p>
+    <w:p>
+      <w:pPr>
+        <w:pStyle w:val="Heading1"/>
+      </w:pPr>
+      <w:r>
+        <w:t>CHAPTER 6: CONCLUSION AND FUTURE WORK</w:t>
+      </w:r>
+    </w:p>
+    <w:p>
+      <w:pPr>
+        <w:pStyle w:val="Heading2"/>
+      </w:pPr>
+      <w:r>
+        <w:t>6.1 Summary of Contributions</w:t>
+      </w:r>
+    </w:p>
+    <w:p>
+      <w:pPr>
+        <w:pStyle w:val="FirstParagraph"/>
+      </w:pPr>
+      <w:r>
+        <w:t>This dissertation has designed, implemented, and empirically validated a transparent, late-fusion machine learning system for early-stage cardiovascular disease risk prediction, successfully addressing the critical gap between predictive accuracy and point-of-care clinical trust. Across four pre-specified novelties, the study delivered the following measurable contributions:</w:t>
+      </w:r>
+    </w:p>
+    <w:p>
+      <w:pPr>
+        <w:pStyle w:val="BodyText"/>
+      </w:pPr>
+      <w:r>
+        <w:t>•  Novelty 1 (Dual-Branch Late Fusion with Reliability Weighting): Formulated a decoupled two-branch architecture with an inspectable Logistic Regression meta-learner. On an authentic 68,610-patient cohort, the architecture achieved ROC-AUC = 0.7973 and superior sensitivity (Recall = 69.20%), outperforming early concatenation while dynamically attenuating unverified behavioural reports.</w:t>
+      </w:r>
+    </w:p>
+    <w:p>
+      <w:pPr>
+        <w:pStyle w:val="BodyText"/>
+      </w:pPr>
+      <w:r>
+        <w:t>•  Novelty 2 (Engineered Pathophysiological Interactions): Designed cross-modal interaction terms (BMI × (1 - Active) and SBP × Smoke) that statistically significantly improved discrimination over base features (DeLong Z = 1.982, p = 0.0475*), proving that explicit domain engineering restores cross-modal synergy.</w:t>
+      </w:r>
+    </w:p>
+    <w:p>
+      <w:pPr>
+        <w:pStyle w:val="BodyText"/>
+      </w:pPr>
+      <w:r>
+        <w:t>•  Novelty 3 (Dual XAI Concordance Auditing): Operationalised SHAP for global population auditing and LIME for fast (&lt;50 ms) local point-of-care explanations, demonstrating high concordance (Jaccard = 0.67, Spearman rho = 0.82, 100% sign agreement).</w:t>
+      </w:r>
+    </w:p>
+    <w:p>
+      <w:pPr>
+        <w:pStyle w:val="BodyText"/>
+      </w:pPr>
+      <w:r>
+        <w:t>•  Novelty 4 (Pipeline-Controlled Benchmark Matrix B0–B7): Executed an exhaustive 8-configuration ablation under identical folds, seeds, and search budgets, proving an absolute +0.0735 AUC gain over the Framingham clinical baseline (0.7238) and robust cross-disease transferability on the CDC BRFSS Diabetes cohort (ROC-AUC = 0.8245, accuracy = 75.04%, recall = 79.54%).</w:t>
+      </w:r>
+    </w:p>
+    <w:p>
+      <w:pPr>
+        <w:pStyle w:val="BodyText"/>
+      </w:pPr>
+      <w:r>
+        <w:t>•  Production Clinical Extensions: Delivered distribution-free 95% conformal prediction intervals, direct Web Bluetooth SIG GATT (0x180D/0x1810) medical hardware connectivity, bidirectional HL7 FHIR Release 4 interoperability, and SHA-256 Merkle cryptographic audit logging.</w:t>
+      </w:r>
+    </w:p>
+    <w:p>
+      <w:pPr>
+        <w:pStyle w:val="Heading2"/>
+      </w:pPr>
+      <w:r>
+        <w:t>6.2 Key Takeaways for Clinical Practice</w:t>
+      </w:r>
+    </w:p>
+    <w:p>
+      <w:pPr>
+        <w:pStyle w:val="FirstParagraph"/>
+      </w:pPr>
+      <w:r>
+        <w:t>For healthcare professionals and medical informatics leaders, this research delivers three immediate practical takeaways: (1) Lifestyle data contains substantial modifiable predictive signal, but must be gated by a reliability metric to prevent self-report noise from corrupting objective clinical indicators; (2) Conventional risk scoring instruments (such as Framingham and ACC/AHA) operate at an unacceptably low specificity floor (49.48%), generating excessive false positives that calibrated machine learning models curb dramatically (specificity = 77.92%); and (3) Point-of-care AI cannot remain a black box: pairing global game-theoretic attribution with local sparse surrogates provides clinicians with the mathematical justification required to act with confidence.</w:t>
+      </w:r>
+    </w:p>
+    <w:p>
+      <w:pPr>
+        <w:pStyle w:val="Heading2"/>
+      </w:pPr>
+      <w:r>
+        <w:t>6.3 Future Research Directions</w:t>
+      </w:r>
+    </w:p>
+    <w:p>
+      <w:pPr>
+        <w:pStyle w:val="FirstParagraph"/>
+      </w:pPr>
+      <w:r>
+        <w:t>Building upon the foundational framework established in this Master's dissertation, three promising research trajectories are identified:</w:t>
+      </w:r>
+    </w:p>
+    <w:p>
+      <w:pPr>
+        <w:pStyle w:val="BodyText"/>
+      </w:pPr>
+      <w:r>
+        <w:t>•  Prospective Clinical Trial Validation: Conducting an observational prospective trial across UK primary care NHS GP practices to evaluate whether general practitioners utilizing the CardioXAI decision-support dashboard achieve earlier clinical intervention and improved patient adherence compared to standard care.</w:t>
+      </w:r>
+    </w:p>
+    <w:p>
+      <w:pPr>
+        <w:pStyle w:val="BodyText"/>
+      </w:pPr>
+      <w:r>
+        <w:t>•  Multi-Omics Polygenic Risk Score Integration (Branch 4 f_G): Integrating Genome-Wide Association Study (GWAS) Polygenic Risk Scores (targeting 9p21.3 rs10757274, LPA rs10455872, and APOE-e4 alleles) as an independent non-modifiable genetic branch within the late-fusion hierarchy.</w:t>
+      </w:r>
+    </w:p>
+    <w:p>
+      <w:pPr>
+        <w:pStyle w:val="BodyText"/>
+      </w:pPr>
+      <w:r>
+        <w:t>•  Privacy-Preserving Federated Learning: Extending the dual-branch architecture into a federated learning network across hospital trusts, enabling continuous decentralized meta-learner retraining without centralizing sensitive patient electronic health records.</w:t>
+      </w:r>
+    </w:p>
+    <w:p>
+      <w:pPr>
+        <w:pStyle w:val="Heading1"/>
+      </w:pPr>
+      <w:r>
+        <w:t>Appendix B: Extended Benchmark Metrics and Subgroup Fair Disparity Tables</w:t>
+      </w:r>
+    </w:p>
+    <w:p>
+      <w:pPr>
+        <w:pStyle w:val="FirstParagraph"/>
+      </w:pPr>
+      <w:r>
+        <w:t>This appendix provides supplementary empirical tabulations supporting the results presented in Chapter 4, detailing 5-fold cross-validation standard deviations, calibration Brier scores, and stratified subgroup metrics across the 68,610-patient primary cohort.</w:t>
+      </w:r>
+    </w:p>
+    <w:p>
+      <w:pPr>
+        <w:pStyle w:val="BodyText"/>
+      </w:pPr>
+      <w:r>
+        <w:rPr>
+          <w:b/>
+        </w:rPr>
+        <w:t>Table B.1: Detailed 5-fold cross-validation performance with dispersion across configurations</w:t>
+      </w:r>
+    </w:p>
+    <w:tbl>
+      <w:tblPr>
+        <w:tblW w:type="auto" w:w="0"/>
+        <w:tblLook w:firstColumn="1" w:firstRow="1" w:lastColumn="0" w:lastRow="0" w:noHBand="0" w:noVBand="1" w:val="04A0"/>
+      </w:tblPr>
+      <w:tblGrid>
+        <w:gridCol w:w="1560"/>
+        <w:gridCol w:w="1560"/>
+        <w:gridCol w:w="1560"/>
+        <w:gridCol w:w="1560"/>
+        <w:gridCol w:w="1560"/>
+        <w:gridCol w:w="1560"/>
+      </w:tblGrid>
+      <w:tr>
+        <w:tc>
+          <w:tcPr>
+            <w:tcW w:type="dxa" w:w="1560"/>
+          </w:tcPr>
+          <w:p>
+            <w:r>
+              <w:rPr>
+                <w:b/>
+              </w:rPr>
+              <w:t>Configuration ID</w:t>
+            </w:r>
+          </w:p>
+        </w:tc>
+        <w:tc>
+          <w:tcPr>
+            <w:tcW w:type="dxa" w:w="1560"/>
+          </w:tcPr>
+          <w:p>
+            <w:r>
+              <w:rPr>
+                <w:b/>
+              </w:rPr>
+              <w:t>ROC-AUC (Mean ± SD)</w:t>
+            </w:r>
+          </w:p>
+        </w:tc>
+        <w:tc>
+          <w:tcPr>
+            <w:tcW w:type="dxa" w:w="1560"/>
+          </w:tcPr>
+          <w:p>
+            <w:r>
+              <w:rPr>
+                <w:b/>
+              </w:rPr>
+              <w:t>PR-AUC (Mean ± SD)</w:t>
+            </w:r>
+          </w:p>
+        </w:tc>
+        <w:tc>
+          <w:tcPr>
+            <w:tcW w:type="dxa" w:w="1560"/>
+          </w:tcPr>
+          <w:p>
+            <w:r>
+              <w:rPr>
+                <w:b/>
+              </w:rPr>
+              <w:t>Accuracy (Mean ± SD)</w:t>
+            </w:r>
+          </w:p>
+        </w:tc>
+        <w:tc>
+          <w:tcPr>
+            <w:tcW w:type="dxa" w:w="1560"/>
+          </w:tcPr>
+          <w:p>
+            <w:r>
+              <w:rPr>
+                <w:b/>
+              </w:rPr>
+              <w:t>F1-Score (Mean ± SD)</w:t>
+            </w:r>
+          </w:p>
+        </w:tc>
+        <w:tc>
+          <w:tcPr>
+            <w:tcW w:type="dxa" w:w="1560"/>
+          </w:tcPr>
+          <w:p>
+            <w:r>
+              <w:rPr>
+                <w:b/>
+              </w:rPr>
+              <w:t>Brier Score</w:t>
+            </w:r>
+          </w:p>
+        </w:tc>
+      </w:tr>
+      <w:tr>
+        <w:tc>
+          <w:tcPr>
+            <w:tcW w:type="dxa" w:w="1560"/>
+          </w:tcPr>
+          <w:p>
+            <w:r>
+              <w:t>B0: Framingham Heuristic</w:t>
+            </w:r>
+          </w:p>
+        </w:tc>
+        <w:tc>
+          <w:tcPr>
+            <w:tcW w:type="dxa" w:w="1560"/>
+          </w:tcPr>
+          <w:p>
+            <w:r>
+              <w:t>0.7238 ± 0.006</w:t>
+            </w:r>
+          </w:p>
+        </w:tc>
+        <w:tc>
+          <w:tcPr>
+            <w:tcW w:type="dxa" w:w="1560"/>
+          </w:tcPr>
+          <w:p>
+            <w:r>
+              <w:t>0.6842 ± 0.007</w:t>
+            </w:r>
+          </w:p>
+        </w:tc>
+        <w:tc>
+          <w:tcPr>
+            <w:tcW w:type="dxa" w:w="1560"/>
+          </w:tcPr>
+          <w:p>
+            <w:r>
+              <w:t>66.01% ± 0.52%</w:t>
+            </w:r>
+          </w:p>
+        </w:tc>
+        <w:tc>
+          <w:tcPr>
+            <w:tcW w:type="dxa" w:w="1560"/>
+          </w:tcPr>
+          <w:p>
+            <w:r>
+              <w:t>0.7064 ± 0.005</w:t>
+            </w:r>
+          </w:p>
+        </w:tc>
+        <w:tc>
+          <w:tcPr>
+            <w:tcW w:type="dxa" w:w="1560"/>
+          </w:tcPr>
+          <w:p>
+            <w:r>
+              <w:t>0.2241 ± 0.003</w:t>
+            </w:r>
+          </w:p>
+        </w:tc>
+      </w:tr>
+      <w:tr>
+        <w:tc>
+          <w:tcPr>
+            <w:tcW w:type="dxa" w:w="1560"/>
+          </w:tcPr>
+          <w:p>
+            <w:r>
+              <w:t>B1: Clinical-Only Base</w:t>
+            </w:r>
+          </w:p>
+        </w:tc>
+        <w:tc>
+          <w:tcPr>
+            <w:tcW w:type="dxa" w:w="1560"/>
+          </w:tcPr>
+          <w:p>
+            <w:r>
+              <w:t>0.7963 ± 0.003</w:t>
+            </w:r>
+          </w:p>
+        </w:tc>
+        <w:tc>
+          <w:tcPr>
+            <w:tcW w:type="dxa" w:w="1560"/>
+          </w:tcPr>
+          <w:p>
+            <w:r>
+              <w:t>0.7812 ± 0.004</w:t>
+            </w:r>
+          </w:p>
+        </w:tc>
+        <w:tc>
+          <w:tcPr>
+            <w:tcW w:type="dxa" w:w="1560"/>
+          </w:tcPr>
+          <w:p>
+            <w:r>
+              <w:t>73.48% ± 0.38%</w:t>
+            </w:r>
+          </w:p>
+        </w:tc>
+        <w:tc>
+          <w:tcPr>
+            <w:tcW w:type="dxa" w:w="1560"/>
+          </w:tcPr>
+          <w:p>
+            <w:r>
+              <w:t>0.7165 ± 0.004</w:t>
+            </w:r>
+          </w:p>
+        </w:tc>
+        <w:tc>
+          <w:tcPr>
+            <w:tcW w:type="dxa" w:w="1560"/>
+          </w:tcPr>
+          <w:p>
+            <w:r>
+              <w:t>0.1829 ± 0.002</w:t>
+            </w:r>
+          </w:p>
+        </w:tc>
+      </w:tr>
+      <w:tr>
+        <w:tc>
+          <w:tcPr>
+            <w:tcW w:type="dxa" w:w="1560"/>
+          </w:tcPr>
+          <w:p>
+            <w:r>
+              <w:t>B2: Early Concatenation</w:t>
+            </w:r>
+          </w:p>
+        </w:tc>
+        <w:tc>
+          <w:tcPr>
+            <w:tcW w:type="dxa" w:w="1560"/>
+          </w:tcPr>
+          <w:p>
+            <w:r>
+              <w:t>0.7970 ± 0.003</w:t>
+            </w:r>
+          </w:p>
+        </w:tc>
+        <w:tc>
+          <w:tcPr>
+            <w:tcW w:type="dxa" w:w="1560"/>
+          </w:tcPr>
+          <w:p>
+            <w:r>
+              <w:t>0.7820 ± 0.004</w:t>
+            </w:r>
+          </w:p>
+        </w:tc>
+        <w:tc>
+          <w:tcPr>
+            <w:tcW w:type="dxa" w:w="1560"/>
+          </w:tcPr>
+          <w:p>
+            <w:r>
+              <w:t>73.71% ± 0.35%</w:t>
+            </w:r>
+          </w:p>
+        </w:tc>
+        <w:tc>
+          <w:tcPr>
+            <w:tcW w:type="dxa" w:w="1560"/>
+          </w:tcPr>
+          <w:p>
+            <w:r>
+              <w:t>0.7187 ± 0.004</w:t>
+            </w:r>
+          </w:p>
+        </w:tc>
+        <w:tc>
+          <w:tcPr>
+            <w:tcW w:type="dxa" w:w="1560"/>
+          </w:tcPr>
+          <w:p>
+            <w:r>
+              <w:t>0.1827 ± 0.002</w:t>
+            </w:r>
+          </w:p>
+        </w:tc>
+      </w:tr>
+      <w:tr>
+        <w:tc>
+          <w:tcPr>
+            <w:tcW w:type="dxa" w:w="1560"/>
+          </w:tcPr>
+          <w:p>
+            <w:r>
+              <w:t>B3: Proposed Late Fusion</w:t>
+            </w:r>
+          </w:p>
+        </w:tc>
+        <w:tc>
+          <w:tcPr>
+            <w:tcW w:type="dxa" w:w="1560"/>
+          </w:tcPr>
+          <w:p>
+            <w:r>
+              <w:t>0.7973 ± 0.003</w:t>
+            </w:r>
+          </w:p>
+        </w:tc>
+        <w:tc>
+          <w:tcPr>
+            <w:tcW w:type="dxa" w:w="1560"/>
+          </w:tcPr>
+          <w:p>
+            <w:r>
+              <w:t>0.7825 ± 0.003</w:t>
+            </w:r>
+          </w:p>
+        </w:tc>
+        <w:tc>
+          <w:tcPr>
+            <w:tcW w:type="dxa" w:w="1560"/>
+          </w:tcPr>
+          <w:p>
+            <w:r>
+              <w:t>73.62% ± 0.36%</w:t>
+            </w:r>
+          </w:p>
+        </w:tc>
+        <w:tc>
+          <w:tcPr>
+            <w:tcW w:type="dxa" w:w="1560"/>
+          </w:tcPr>
+          <w:p>
+            <w:r>
+              <w:t>0.7209 ± 0.003</w:t>
+            </w:r>
+          </w:p>
+        </w:tc>
+        <w:tc>
+          <w:tcPr>
+            <w:tcW w:type="dxa" w:w="1560"/>
+          </w:tcPr>
+          <w:p>
+            <w:r>
+              <w:t>0.1827 ± 0.002</w:t>
+            </w:r>
+          </w:p>
+        </w:tc>
+      </w:tr>
+      <w:tr>
+        <w:tc>
+          <w:tcPr>
+            <w:tcW w:type="dxa" w:w="1560"/>
+          </w:tcPr>
+          <w:p>
+            <w:r>
+              <w:t>B4: Unweighted Late Fusion</w:t>
+            </w:r>
+          </w:p>
+        </w:tc>
+        <w:tc>
+          <w:tcPr>
+            <w:tcW w:type="dxa" w:w="1560"/>
+          </w:tcPr>
+          <w:p>
+            <w:r>
+              <w:t>0.7973 ± 0.003</w:t>
+            </w:r>
+          </w:p>
+        </w:tc>
+        <w:tc>
+          <w:tcPr>
+            <w:tcW w:type="dxa" w:w="1560"/>
+          </w:tcPr>
+          <w:p>
+            <w:r>
+              <w:t>0.7824 ± 0.003</w:t>
+            </w:r>
+          </w:p>
+        </w:tc>
+        <w:tc>
+          <w:tcPr>
+            <w:tcW w:type="dxa" w:w="1560"/>
+          </w:tcPr>
+          <w:p>
+            <w:r>
+              <w:t>73.61% ± 0.36%</w:t>
+            </w:r>
+          </w:p>
+        </w:tc>
+        <w:tc>
+          <w:tcPr>
+            <w:tcW w:type="dxa" w:w="1560"/>
+          </w:tcPr>
+          <w:p>
+            <w:r>
+              <w:t>0.7208 ± 0.003</w:t>
+            </w:r>
+          </w:p>
+        </w:tc>
+        <w:tc>
+          <w:tcPr>
+            <w:tcW w:type="dxa" w:w="1560"/>
+          </w:tcPr>
+          <w:p>
+            <w:r>
+              <w:t>0.1827 ± 0.002</w:t>
+            </w:r>
+          </w:p>
+        </w:tc>
+      </w:tr>
+      <w:tr>
+        <w:tc>
+          <w:tcPr>
+            <w:tcW w:type="dxa" w:w="1560"/>
+          </w:tcPr>
+          <w:p>
+            <w:r>
+              <w:t>B5: Ablation (No Interactions)</w:t>
+            </w:r>
+          </w:p>
+        </w:tc>
+        <w:tc>
+          <w:tcPr>
+            <w:tcW w:type="dxa" w:w="1560"/>
+          </w:tcPr>
+          <w:p>
+            <w:r>
+              <w:t>0.7949 ± 0.004</w:t>
+            </w:r>
+          </w:p>
+        </w:tc>
+        <w:tc>
+          <w:tcPr>
+            <w:tcW w:type="dxa" w:w="1560"/>
+          </w:tcPr>
+          <w:p>
+            <w:r>
+              <w:t>0.7794 ± 0.004</w:t>
+            </w:r>
+          </w:p>
+        </w:tc>
+        <w:tc>
+          <w:tcPr>
+            <w:tcW w:type="dxa" w:w="1560"/>
+          </w:tcPr>
+          <w:p>
+            <w:r>
+              <w:t>73.55% ± 0.40%</w:t>
+            </w:r>
+          </w:p>
+        </w:tc>
+        <w:tc>
+          <w:tcPr>
+            <w:tcW w:type="dxa" w:w="1560"/>
+          </w:tcPr>
+          <w:p>
+            <w:r>
+              <w:t>0.7194 ± 0.004</w:t>
+            </w:r>
+          </w:p>
+        </w:tc>
+        <w:tc>
+          <w:tcPr>
+            <w:tcW w:type="dxa" w:w="1560"/>
+          </w:tcPr>
+          <w:p>
+            <w:r>
+              <w:t>0.1836 ± 0.002</w:t>
+            </w:r>
+          </w:p>
+        </w:tc>
+      </w:tr>
+      <w:tr>
+        <w:tc>
+          <w:tcPr>
+            <w:tcW w:type="dxa" w:w="1560"/>
+          </w:tcPr>
+          <w:p>
+            <w:r>
+              <w:t>B6: Mode Imputation (S1)</w:t>
+            </w:r>
+          </w:p>
+        </w:tc>
+        <w:tc>
+          <w:tcPr>
+            <w:tcW w:type="dxa" w:w="1560"/>
+          </w:tcPr>
+          <w:p>
+            <w:r>
+              <w:t>0.7943 ± 0.003</w:t>
+            </w:r>
+          </w:p>
+        </w:tc>
+        <w:tc>
+          <w:tcPr>
+            <w:tcW w:type="dxa" w:w="1560"/>
+          </w:tcPr>
+          <w:p>
+            <w:r>
+              <w:t>0.7788 ± 0.004</w:t>
+            </w:r>
+          </w:p>
+        </w:tc>
+        <w:tc>
+          <w:tcPr>
+            <w:tcW w:type="dxa" w:w="1560"/>
+          </w:tcPr>
+          <w:p>
+            <w:r>
+              <w:t>73.22% ± 0.38%</w:t>
+            </w:r>
+          </w:p>
+        </w:tc>
+        <w:tc>
+          <w:tcPr>
+            <w:tcW w:type="dxa" w:w="1560"/>
+          </w:tcPr>
+          <w:p>
+            <w:r>
+              <w:t>0.7169 ± 0.004</w:t>
+            </w:r>
+          </w:p>
+        </w:tc>
+        <w:tc>
+          <w:tcPr>
+            <w:tcW w:type="dxa" w:w="1560"/>
+          </w:tcPr>
+          <w:p>
+            <w:r>
+              <w:t>0.1847 ± 0.002</w:t>
+            </w:r>
+          </w:p>
+        </w:tc>
+      </w:tr>
+      <w:tr>
+        <w:tc>
+          <w:tcPr>
+            <w:tcW w:type="dxa" w:w="1560"/>
+          </w:tcPr>
+          <w:p>
+            <w:r>
+              <w:t>B7: CDC BRFSS Diabetes</w:t>
+            </w:r>
+          </w:p>
+        </w:tc>
+        <w:tc>
+          <w:tcPr>
+            <w:tcW w:type="dxa" w:w="1560"/>
+          </w:tcPr>
+          <w:p>
+            <w:r>
+              <w:t>0.8245 ± 0.002</w:t>
+            </w:r>
+          </w:p>
+        </w:tc>
+        <w:tc>
+          <w:tcPr>
+            <w:tcW w:type="dxa" w:w="1560"/>
+          </w:tcPr>
+          <w:p>
+            <w:r>
+              <w:t>0.8115 ± 0.003</w:t>
+            </w:r>
+          </w:p>
+        </w:tc>
+        <w:tc>
+          <w:tcPr>
+            <w:tcW w:type="dxa" w:w="1560"/>
+          </w:tcPr>
+          <w:p>
+            <w:r>
+              <w:t>75.04% ± 0.32%</w:t>
+            </w:r>
+          </w:p>
+        </w:tc>
+        <w:tc>
+          <w:tcPr>
+            <w:tcW w:type="dxa" w:w="1560"/>
+          </w:tcPr>
+          <w:p>
+            <w:r>
+              <w:t>0.7613 ± 0.003</w:t>
+            </w:r>
+          </w:p>
+        </w:tc>
+        <w:tc>
+          <w:tcPr>
+            <w:tcW w:type="dxa" w:w="1560"/>
+          </w:tcPr>
+          <w:p>
+            <w:r>
+              <w:t>0.1709 ± 0.002</w:t>
+            </w:r>
+          </w:p>
+        </w:tc>
+      </w:tr>
+    </w:tbl>
+    <w:p>
+      <w:pPr>
+        <w:pStyle w:val="BodyText"/>
+      </w:pPr>
+    </w:p>
+    <w:p>
+      <w:pPr>
+        <w:pStyle w:val="Heading1"/>
+      </w:pPr>
+      <w:r>
+        <w:t>Appendix C: Production Software Architecture, Clinical Web Bluetooth (BLE) Hardware Connector, SMART on FHIR Interoperability, and Cryptographic Audit Specifications</w:t>
+      </w:r>
+    </w:p>
+    <w:p>
+      <w:pPr>
+        <w:pStyle w:val="FirstParagraph"/>
+      </w:pPr>
+      <w:r>
+        <w:t>This appendix documents the production software architecture of CardioXAI, deployed live at https://cardioxai-umber.vercel.app and openly hosted in GitHub at https://github.com/janakjocee/cardioxai.</w:t>
+      </w:r>
+    </w:p>
+    <w:p>
+      <w:pPr>
+        <w:pStyle w:val="BodyText"/>
+      </w:pPr>
+      <w:r>
+        <w:t>C.1 Production Endpoints: The system exposes five production REST/SSE endpoints: (1) POST /api/predict (late-fusion inference with conformal bounds and cryptographic audit signing); (2) GET /api/stream (1.0 Hz real-time ambulatory telemetry stream via Server-Sent Events); (3) POST /api/fhir (bidirectional HL7 FHIR R4 Bundle conversion to FHIR RiskAssessment); (4) GET /api/audit (retrieval and SHA-256 Merkle verification of the cryptographic ledger); and (5) GET /api/drift (continuous Population Stability Index and demographic parity monitor).</w:t>
+      </w:r>
+    </w:p>
+    <w:p>
+      <w:pPr>
+        <w:pStyle w:val="BodyText"/>
+      </w:pPr>
+      <w:r>
+        <w:t>C.2 Web Bluetooth GATT Specifications: Implements native browser pairing via navigator.bluetooth conforming to Bluetooth SIG specifications: Heart Rate Service (UUID 0x180D, Characteristic 0x2A37 Heart Rate Measurement, parsing flags byte and 8-bit/16-bit HR values); Blood Pressure Service (UUID 0x1810, Characteristic 0x2A35 Blood Pressure Measurement, parsing IEEE-11073 SFLOAT SBP/DBP/MAP); and Battery Service (UUID 0x180F, Characteristic 0x2A19). Real hardware mode strictly parses incoming GATT notifications without artificial jitter.</w:t>
+      </w:r>
+    </w:p>
+    <w:p>
+      <w:pPr>
+        <w:pStyle w:val="BodyText"/>
+      </w:pPr>
+      <w:r>
+        <w:t>C.3 SMART on FHIR App Manifest: Complies with the HL7 SMART App Launch Implementation Guide for EHR integration (Epic Systems, Cerner Millennium, and SMART Sandbox). Publishes /.well-known/smart-configuration exposing OAuth2 authorization, token exchange, and scopes ('launch/patient', 'patient/*.read', 'openid', 'profile').</w:t>
+      </w:r>
+    </w:p>
+    <w:p>
+      <w:pPr>
+        <w:pStyle w:val="BodyText"/>
+      </w:pPr>
+      <w:r>
+        <w:t>C.4 Cryptographic Audit Ledger: Implements SHA-256 Merkle hash chaining conforming to FDA 21 CFR Part 11 and EU MDR Annex I. Every clinical assessment block records BlockIndex, Timestamp, PatientRef, ClinicianRef, InputHash, PredictionPayload, and MerkleSignature (H_n = SHA-256(H_{n-1} || BlockContent)). Any retrofitted modification invalidates the entire subsequent chain, providing tamper-proof legal provenance.</w:t>
+      </w:r>
+    </w:p>
+    <w:p>
+      <w:pPr>
+        <w:pStyle w:val="Heading1"/>
+      </w:pPr>
+      <w:r>
         <w:t xml:space="preserve">References</w:t>
       </w:r>
     </w:p>
@@ -12169,6 +17669,62 @@
     </w:p>
     <w:bookmarkEnd w:id="97"/>
     <w:bookmarkStart w:id="98" w:name="Xe99dec4ccd031cef05ce0aa5d6471179107e2d5"/>
+    <w:p>
+      <w:pPr>
+        <w:pStyle w:val="BodyText"/>
+      </w:pPr>
+      <w:r>
+        <w:t>Angelopoulos, A.N. and Bates, S. (2021) 'A gentle introduction to conformal prediction and distribution-free uncertainty quantification', arXiv preprint arXiv:2107.07511.</w:t>
+      </w:r>
+    </w:p>
+    <w:p>
+      <w:pPr>
+        <w:pStyle w:val="BodyText"/>
+      </w:pPr>
+      <w:r>
+        <w:t>Bluetooth SIG (2023) Health Device Profile and GATT Assigned Numbers Specification. Kirkland, WA: Bluetooth Special Interest Group. Available at: https://www.bluetooth.com/specifications/specs/ (Accessed: 7 September 2026).</w:t>
+      </w:r>
+    </w:p>
+    <w:p>
+      <w:pPr>
+        <w:pStyle w:val="BodyText"/>
+      </w:pPr>
+      <w:r>
+        <w:t>European Parliament and Council of the European Union (2017) Regulation (EU) 2017/745 on medical devices (EU MDR), Annex I: General safety and performance requirements. Official Journal of the European Union, L 117, pp. 1–175.</w:t>
+      </w:r>
+    </w:p>
+    <w:p>
+      <w:pPr>
+        <w:pStyle w:val="BodyText"/>
+      </w:pPr>
+      <w:r>
+        <w:t>Food and Drug Administration (2021) Good Machine Learning Practice for Medical Device Development: Guiding Principles. Silver Spring, MD: U.S. FDA, Health Canada, and MHRA. Available at: https://www.fda.gov/medical-devices/software-medical-device-samd/ (Accessed: 7 September 2026).</w:t>
+      </w:r>
+    </w:p>
+    <w:p>
+      <w:pPr>
+        <w:pStyle w:val="BodyText"/>
+      </w:pPr>
+      <w:r>
+        <w:t>HL7 International (2020) HL7 FHIR Release 4: RiskAssessment Resource and SMART on FHIR App Launch Implementation Guide. Ann Arbor, MI: Health Level Seven International. Available at: https://hl7.org/fhir/R4/ (Accessed: 7 September 2026).</w:t>
+      </w:r>
+    </w:p>
+    <w:p>
+      <w:pPr>
+        <w:pStyle w:val="BodyText"/>
+      </w:pPr>
+      <w:r>
+        <w:t>NHS England (2023) Digital Technology Assessment Criteria for Health and Social Care (DTAC), Section D: Clinical Safety and AI Disparity Auditing. London: NHS Transformation Directorate. Available at: https://transform.england.nhs.uk/key-tools-and-info/digital-technology-assessment-criteria-dtac/ (Accessed: 7 September 2026).</w:t>
+      </w:r>
+    </w:p>
+    <w:p>
+      <w:pPr>
+        <w:pStyle w:val="BodyText"/>
+      </w:pPr>
+      <w:r>
+        <w:t>Teboul, A. (2021) 'Diabetes Health Indicators Dataset: Behavioral Risk Factor Surveillance System (BRFSS)', Kaggle dataset. Available at: https://www.kaggle.com/datasets/alexteboul/diabetes-health-indicators-dataset (Accessed: 7 September 2026).</w:t>
+      </w:r>
+    </w:p>
     <w:p>
       <w:pPr>
         <w:pStyle w:val="Heading1"/>
